--- a/a7/packages/A7 Unit 4 - Solving Problems with Rational Numbers/Review/A7 Unit 4 Solving Problems with Rational Numbers - Review - Key.docx
+++ b/a7/packages/A7 Unit 4 - Solving Problems with Rational Numbers/Review/A7 Unit 4 Solving Problems with Rational Numbers - Review - Key.docx
@@ -205,7 +205,7 @@
           <w:color w:val="6B6B6B"/>
           <w:sz w:val="19"/>
         </w:rPr>
-        <w:t>HOW TO USE THIS.   This review covers every learning target from the unit — more than the assessment does. Work it in parts. If you miss two or more in a part, that part is where to spend your study time. The reference sheet has everything you need for each part.</w:t>
+        <w:t>HOW TO USE THIS.   This review covers each part of the assessment, with more questions than the assessment has. Work it in parts. If you miss two or more in a part, that part is where to spend your study time. The reference sheet has everything you need for each part.</w:t>
       </w:r>
     </w:p>
     <w:p>
@@ -929,7 +929,7 @@
             <w:r>
               <w:drawing>
                 <wp:inline xmlns:a="http://schemas.openxmlformats.org/drawingml/2006/main" xmlns:pic="http://schemas.openxmlformats.org/drawingml/2006/picture">
-                  <wp:extent cx="1709928" cy="170688"/>
+                  <wp:extent cx="1584960" cy="170688"/>
                   <wp:docPr id="11" name="Picture 11"/>
                   <wp:cNvGraphicFramePr>
                     <a:graphicFrameLocks noChangeAspect="1"/>
@@ -938,7 +938,7 @@
                     <a:graphicData uri="http://schemas.openxmlformats.org/drawingml/2006/picture">
                       <pic:pic>
                         <pic:nvPicPr>
-                          <pic:cNvPr id="0" name="fa9966c0f032ef15.png"/>
+                          <pic:cNvPr id="0" name="c271cc76a1483ef0.png"/>
                           <pic:cNvPicPr/>
                         </pic:nvPicPr>
                         <pic:blipFill>
@@ -950,7 +950,7 @@
                         <pic:spPr>
                           <a:xfrm>
                             <a:off x="0" y="0"/>
-                            <a:ext cx="1709928" cy="170688"/>
+                            <a:ext cx="1584960" cy="170688"/>
                           </a:xfrm>
                           <a:prstGeom prst="rect"/>
                         </pic:spPr>
@@ -1009,7 +1009,7 @@
             <w:r>
               <w:drawing>
                 <wp:inline xmlns:a="http://schemas.openxmlformats.org/drawingml/2006/main" xmlns:pic="http://schemas.openxmlformats.org/drawingml/2006/picture">
-                  <wp:extent cx="1563624" cy="146304"/>
+                  <wp:extent cx="1441704" cy="146304"/>
                   <wp:docPr id="13" name="Picture 13"/>
                   <wp:cNvGraphicFramePr>
                     <a:graphicFrameLocks noChangeAspect="1"/>
@@ -1018,7 +1018,7 @@
                     <a:graphicData uri="http://schemas.openxmlformats.org/drawingml/2006/picture">
                       <pic:pic>
                         <pic:nvPicPr>
-                          <pic:cNvPr id="0" name="dc11e84cb8de0f11.png"/>
+                          <pic:cNvPr id="0" name="f2042bcef6716027.png"/>
                           <pic:cNvPicPr/>
                         </pic:nvPicPr>
                         <pic:blipFill>
@@ -1030,7 +1030,7 @@
                         <pic:spPr>
                           <a:xfrm>
                             <a:off x="0" y="0"/>
-                            <a:ext cx="1563624" cy="146304"/>
+                            <a:ext cx="1441704" cy="146304"/>
                           </a:xfrm>
                           <a:prstGeom prst="rect"/>
                         </pic:spPr>
@@ -2292,7 +2292,7 @@
             <w:r>
               <w:drawing>
                 <wp:inline xmlns:a="http://schemas.openxmlformats.org/drawingml/2006/main" xmlns:pic="http://schemas.openxmlformats.org/drawingml/2006/picture">
-                  <wp:extent cx="579120" cy="146304"/>
+                  <wp:extent cx="457200" cy="146304"/>
                   <wp:docPr id="32" name="Picture 32"/>
                   <wp:cNvGraphicFramePr>
                     <a:graphicFrameLocks noChangeAspect="1"/>
@@ -2301,7 +2301,7 @@
                     <a:graphicData uri="http://schemas.openxmlformats.org/drawingml/2006/picture">
                       <pic:pic>
                         <pic:nvPicPr>
-                          <pic:cNvPr id="0" name="24c1f889eac4a6ef.png"/>
+                          <pic:cNvPr id="0" name="1e714364df36071a.png"/>
                           <pic:cNvPicPr/>
                         </pic:nvPicPr>
                         <pic:blipFill>
@@ -2313,7 +2313,7 @@
                         <pic:spPr>
                           <a:xfrm>
                             <a:off x="0" y="0"/>
-                            <a:ext cx="579120" cy="146304"/>
+                            <a:ext cx="457200" cy="146304"/>
                           </a:xfrm>
                           <a:prstGeom prst="rect"/>
                         </pic:spPr>
@@ -2390,7 +2390,7 @@
             <w:r>
               <w:drawing>
                 <wp:inline xmlns:a="http://schemas.openxmlformats.org/drawingml/2006/main" xmlns:pic="http://schemas.openxmlformats.org/drawingml/2006/picture">
-                  <wp:extent cx="826008" cy="118872"/>
+                  <wp:extent cx="701040" cy="118872"/>
                   <wp:docPr id="34" name="Picture 34"/>
                   <wp:cNvGraphicFramePr>
                     <a:graphicFrameLocks noChangeAspect="1"/>
@@ -2399,7 +2399,7 @@
                     <a:graphicData uri="http://schemas.openxmlformats.org/drawingml/2006/picture">
                       <pic:pic>
                         <pic:nvPicPr>
-                          <pic:cNvPr id="0" name="c9cc04ef326ed330.png"/>
+                          <pic:cNvPr id="0" name="483547eac7f68f94.png"/>
                           <pic:cNvPicPr/>
                         </pic:nvPicPr>
                         <pic:blipFill>
@@ -2411,7 +2411,7 @@
                         <pic:spPr>
                           <a:xfrm>
                             <a:off x="0" y="0"/>
-                            <a:ext cx="826008" cy="118872"/>
+                            <a:ext cx="701040" cy="118872"/>
                           </a:xfrm>
                           <a:prstGeom prst="rect"/>
                         </pic:spPr>
@@ -2505,7 +2505,7 @@
           <w:color w:val="1A1A1A"/>
           <w:sz w:val="24"/>
         </w:rPr>
-        <w:t>PART C.   Real-World Problems and Significant Digits</w:t>
+        <w:t>PART C.   Real-World Problems in Scientific Notation</w:t>
       </w:r>
       <w:r>
         <w:tab/>
@@ -2517,7 +2517,7 @@
           <w:color w:val="6B6B6B"/>
           <w:sz w:val="19"/>
         </w:rPr>
-        <w:t>Lesson 4   ·   MA.8.NSO.1.6   ·   6 questions</w:t>
+        <w:t>Lesson 4   ·   MA.8.NSO.1.6   ·   4 questions</w:t>
       </w:r>
     </w:p>
     <w:tbl>
@@ -2563,103 +2563,6 @@
                 <w:sz w:val="22"/>
               </w:rPr>
               <w:t xml:space="preserve">13.   </w:t>
-            </w:r>
-            <w:r>
-              <w:rPr>
-                <w:b w:val="0"/>
-                <w:i w:val="0"/>
-                <w:color w:val="1A1A1A"/>
-                <w:sz w:val="22"/>
-              </w:rPr>
-              <w:t>How many significant digits are in each measurement?  6,040 g   ·   0.00920 m   ·   45.00 s</w:t>
-            </w:r>
-          </w:p>
-          <w:p>
-            <w:pPr>
-              <w:spacing w:before="40" w:after="60"/>
-              <w:ind w:left="420"/>
-            </w:pPr>
-            <w:r>
-              <w:rPr>
-                <w:b/>
-                <w:i/>
-                <w:color w:val="9E1B32"/>
-                <w:sz w:val="22"/>
-              </w:rPr>
-              <w:t>3  ·  3  ·  4</w:t>
-            </w:r>
-          </w:p>
-          <w:p>
-            <w:pPr>
-              <w:spacing w:before="0" w:after="120"/>
-              <w:ind w:left="420"/>
-            </w:pPr>
-            <w:r>
-              <w:rPr>
-                <w:b w:val="0"/>
-                <w:i/>
-                <w:color w:val="6B6B6B"/>
-                <w:sz w:val="19"/>
-              </w:rPr>
-              <w:t>6,040: the middle zero counts, the trailing one does not. 0.00920: leading zeros never count, the trailing one does. 45.00: all four.</w:t>
-            </w:r>
-          </w:p>
-        </w:tc>
-      </w:tr>
-    </w:tbl>
-    <w:p>
-      <w:pPr>
-        <w:spacing w:after="0" w:before="0" w:line="20" w:lineRule="exact"/>
-      </w:pPr>
-      <w:r>
-        <w:rPr>
-          <w:sz w:val="2"/>
-        </w:rPr>
-      </w:r>
-    </w:p>
-    <w:tbl>
-      <w:tblPr>
-        <w:tblLayout w:type="fixed"/>
-        <w:tblLook w:firstColumn="1" w:firstRow="1" w:lastColumn="0" w:lastRow="0" w:noHBand="0" w:noVBand="1" w:val="04A0"/>
-        <w:tblLayout w:type="fixed"/>
-        <w:tblW w:w="9360" w:type="dxa"/>
-      </w:tblPr>
-      <w:tblGrid>
-        <w:gridCol w:w="9360"/>
-      </w:tblGrid>
-      <w:tr>
-        <w:trPr>
-          <w:cantSplit/>
-        </w:trPr>
-        <w:tc>
-          <w:tcPr>
-            <w:tcW w:type="dxa" w:w="9360"/>
-            <w:tcBorders>
-              <w:top w:val="nil"/>
-              <w:left w:val="nil"/>
-              <w:bottom w:val="nil"/>
-              <w:right w:val="nil"/>
-            </w:tcBorders>
-            <w:tcMar>
-              <w:top w:w="0" w:type="dxa"/>
-              <w:left w:w="0" w:type="dxa"/>
-              <w:bottom w:w="0" w:type="dxa"/>
-              <w:right w:w="0" w:type="dxa"/>
-            </w:tcMar>
-          </w:tcPr>
-          <w:p>
-            <w:pPr>
-              <w:spacing w:before="200" w:after="120"/>
-              <w:ind w:left="420" w:hanging="420"/>
-            </w:pPr>
-            <w:r>
-              <w:rPr>
-                <w:b/>
-                <w:i w:val="0"/>
-                <w:color w:val="1A1A1A"/>
-                <w:sz w:val="22"/>
-              </w:rPr>
-              <w:t xml:space="preserve">14.   </w:t>
             </w:r>
             <w:r>
               <w:rPr>
@@ -2754,7 +2657,7 @@
                 <w:color w:val="1A1A1A"/>
                 <w:sz w:val="22"/>
               </w:rPr>
-              <w:t xml:space="preserve">  mm. Find its area, with the correct number of significant digits.</w:t>
+              <w:t xml:space="preserve">  mm. Find its area, in scientific notation. Do not round.</w:t>
             </w:r>
           </w:p>
           <w:p>
@@ -2765,7 +2668,7 @@
             <w:r>
               <w:drawing>
                 <wp:inline xmlns:a="http://schemas.openxmlformats.org/drawingml/2006/main" xmlns:pic="http://schemas.openxmlformats.org/drawingml/2006/picture">
-                  <wp:extent cx="579120" cy="146304"/>
+                  <wp:extent cx="661416" cy="146304"/>
                   <wp:docPr id="38" name="Picture 38"/>
                   <wp:cNvGraphicFramePr>
                     <a:graphicFrameLocks noChangeAspect="1"/>
@@ -2774,7 +2677,7 @@
                     <a:graphicData uri="http://schemas.openxmlformats.org/drawingml/2006/picture">
                       <pic:pic>
                         <pic:nvPicPr>
-                          <pic:cNvPr id="0" name="25d0314f109555a4.png"/>
+                          <pic:cNvPr id="0" name="6151200e10bf96ad.png"/>
                           <pic:cNvPicPr/>
                         </pic:nvPicPr>
                         <pic:blipFill>
@@ -2786,7 +2689,7 @@
                         <pic:spPr>
                           <a:xfrm>
                             <a:off x="0" y="0"/>
-                            <a:ext cx="579120" cy="146304"/>
+                            <a:ext cx="661416" cy="146304"/>
                           </a:xfrm>
                           <a:prstGeom prst="rect"/>
                         </pic:spPr>
@@ -2812,13 +2715,298 @@
               <w:ind w:left="420"/>
             </w:pPr>
             <w:r>
+              <w:drawing>
+                <wp:inline xmlns:a="http://schemas.openxmlformats.org/drawingml/2006/main" xmlns:pic="http://schemas.openxmlformats.org/drawingml/2006/picture">
+                  <wp:extent cx="1027176" cy="118872"/>
+                  <wp:docPr id="39" name="Picture 39"/>
+                  <wp:cNvGraphicFramePr>
+                    <a:graphicFrameLocks noChangeAspect="1"/>
+                  </wp:cNvGraphicFramePr>
+                  <a:graphic>
+                    <a:graphicData uri="http://schemas.openxmlformats.org/drawingml/2006/picture">
+                      <pic:pic>
+                        <pic:nvPicPr>
+                          <pic:cNvPr id="0" name="0b5148bcaa6954d9.png"/>
+                          <pic:cNvPicPr/>
+                        </pic:nvPicPr>
+                        <pic:blipFill>
+                          <a:blip r:embed="rId46"/>
+                          <a:stretch>
+                            <a:fillRect/>
+                          </a:stretch>
+                        </pic:blipFill>
+                        <pic:spPr>
+                          <a:xfrm>
+                            <a:off x="0" y="0"/>
+                            <a:ext cx="1027176" cy="118872"/>
+                          </a:xfrm>
+                          <a:prstGeom prst="rect"/>
+                        </pic:spPr>
+                      </pic:pic>
+                    </a:graphicData>
+                  </a:graphic>
+                </wp:inline>
+              </w:drawing>
+            </w:r>
+            <w:r>
               <w:rPr>
                 <w:b w:val="0"/>
                 <w:i/>
                 <w:color w:val="6B6B6B"/>
                 <w:sz w:val="19"/>
               </w:rPr>
-              <w:t>46,400 exactly; 2 significant digits and 3, so the answer keeps 2.</w:t>
+              <w:t xml:space="preserve">, and </w:t>
+            </w:r>
+            <w:r>
+              <w:drawing>
+                <wp:inline xmlns:a="http://schemas.openxmlformats.org/drawingml/2006/main" xmlns:pic="http://schemas.openxmlformats.org/drawingml/2006/picture">
+                  <wp:extent cx="923544" cy="143256"/>
+                  <wp:docPr id="40" name="Picture 40"/>
+                  <wp:cNvGraphicFramePr>
+                    <a:graphicFrameLocks noChangeAspect="1"/>
+                  </wp:cNvGraphicFramePr>
+                  <a:graphic>
+                    <a:graphicData uri="http://schemas.openxmlformats.org/drawingml/2006/picture">
+                      <pic:pic>
+                        <pic:nvPicPr>
+                          <pic:cNvPr id="0" name="3d015b511d1ee8ed.png"/>
+                          <pic:cNvPicPr/>
+                        </pic:nvPicPr>
+                        <pic:blipFill>
+                          <a:blip r:embed="rId47"/>
+                          <a:stretch>
+                            <a:fillRect/>
+                          </a:stretch>
+                        </pic:blipFill>
+                        <pic:spPr>
+                          <a:xfrm>
+                            <a:off x="0" y="0"/>
+                            <a:ext cx="923544" cy="143256"/>
+                          </a:xfrm>
+                          <a:prstGeom prst="rect"/>
+                        </pic:spPr>
+                      </pic:pic>
+                    </a:graphicData>
+                  </a:graphic>
+                </wp:inline>
+              </w:drawing>
+            </w:r>
+            <w:r>
+              <w:rPr>
+                <w:b w:val="0"/>
+                <w:i/>
+                <w:color w:val="6B6B6B"/>
+                <w:sz w:val="19"/>
+              </w:rPr>
+              <w:t>.</w:t>
+            </w:r>
+          </w:p>
+        </w:tc>
+      </w:tr>
+    </w:tbl>
+    <w:p>
+      <w:pPr>
+        <w:spacing w:after="0" w:before="0" w:line="20" w:lineRule="exact"/>
+      </w:pPr>
+      <w:r>
+        <w:rPr>
+          <w:sz w:val="2"/>
+        </w:rPr>
+      </w:r>
+    </w:p>
+    <w:tbl>
+      <w:tblPr>
+        <w:tblLayout w:type="fixed"/>
+        <w:tblLook w:firstColumn="1" w:firstRow="1" w:lastColumn="0" w:lastRow="0" w:noHBand="0" w:noVBand="1" w:val="04A0"/>
+        <w:tblLayout w:type="fixed"/>
+        <w:tblW w:w="9360" w:type="dxa"/>
+      </w:tblPr>
+      <w:tblGrid>
+        <w:gridCol w:w="9360"/>
+      </w:tblGrid>
+      <w:tr>
+        <w:trPr>
+          <w:cantSplit/>
+        </w:trPr>
+        <w:tc>
+          <w:tcPr>
+            <w:tcW w:type="dxa" w:w="9360"/>
+            <w:tcBorders>
+              <w:top w:val="nil"/>
+              <w:left w:val="nil"/>
+              <w:bottom w:val="nil"/>
+              <w:right w:val="nil"/>
+            </w:tcBorders>
+            <w:tcMar>
+              <w:top w:w="0" w:type="dxa"/>
+              <w:left w:w="0" w:type="dxa"/>
+              <w:bottom w:w="0" w:type="dxa"/>
+              <w:right w:w="0" w:type="dxa"/>
+            </w:tcMar>
+          </w:tcPr>
+          <w:p>
+            <w:pPr>
+              <w:spacing w:before="200" w:after="120"/>
+              <w:ind w:left="420" w:hanging="420"/>
+            </w:pPr>
+            <w:r>
+              <w:rPr>
+                <w:b/>
+                <w:i w:val="0"/>
+                <w:color w:val="1A1A1A"/>
+                <w:sz w:val="22"/>
+              </w:rPr>
+              <w:t xml:space="preserve">14.   </w:t>
+            </w:r>
+            <w:r>
+              <w:rPr>
+                <w:b w:val="0"/>
+                <w:i w:val="0"/>
+                <w:color w:val="1A1A1A"/>
+                <w:sz w:val="22"/>
+              </w:rPr>
+              <w:t xml:space="preserve">A train travels  </w:t>
+            </w:r>
+            <w:r>
+              <w:drawing>
+                <wp:inline xmlns:a="http://schemas.openxmlformats.org/drawingml/2006/main" xmlns:pic="http://schemas.openxmlformats.org/drawingml/2006/picture">
+                  <wp:extent cx="579120" cy="146304"/>
+                  <wp:docPr id="41" name="Picture 41"/>
+                  <wp:cNvGraphicFramePr>
+                    <a:graphicFrameLocks noChangeAspect="1"/>
+                  </wp:cNvGraphicFramePr>
+                  <a:graphic>
+                    <a:graphicData uri="http://schemas.openxmlformats.org/drawingml/2006/picture">
+                      <pic:pic>
+                        <pic:nvPicPr>
+                          <pic:cNvPr id="0" name="c1ff8e229bd17f7c.png"/>
+                          <pic:cNvPicPr/>
+                        </pic:nvPicPr>
+                        <pic:blipFill>
+                          <a:blip r:embed="rId48"/>
+                          <a:stretch>
+                            <a:fillRect/>
+                          </a:stretch>
+                        </pic:blipFill>
+                        <pic:spPr>
+                          <a:xfrm>
+                            <a:off x="0" y="0"/>
+                            <a:ext cx="579120" cy="146304"/>
+                          </a:xfrm>
+                          <a:prstGeom prst="rect"/>
+                        </pic:spPr>
+                      </pic:pic>
+                    </a:graphicData>
+                  </a:graphic>
+                </wp:inline>
+              </w:drawing>
+            </w:r>
+            <w:r>
+              <w:rPr>
+                <w:b w:val="0"/>
+                <w:i w:val="0"/>
+                <w:color w:val="1A1A1A"/>
+                <w:sz w:val="22"/>
+              </w:rPr>
+              <w:t xml:space="preserve">  km in  6  hours. Find its average speed, in scientific notation. Do not round.</w:t>
+            </w:r>
+          </w:p>
+          <w:p>
+            <w:pPr>
+              <w:spacing w:before="40" w:after="60"/>
+              <w:ind w:left="420"/>
+            </w:pPr>
+            <w:r>
+              <w:drawing>
+                <wp:inline xmlns:a="http://schemas.openxmlformats.org/drawingml/2006/main" xmlns:pic="http://schemas.openxmlformats.org/drawingml/2006/picture">
+                  <wp:extent cx="438912" cy="146304"/>
+                  <wp:docPr id="42" name="Picture 42"/>
+                  <wp:cNvGraphicFramePr>
+                    <a:graphicFrameLocks noChangeAspect="1"/>
+                  </wp:cNvGraphicFramePr>
+                  <a:graphic>
+                    <a:graphicData uri="http://schemas.openxmlformats.org/drawingml/2006/picture">
+                      <pic:pic>
+                        <pic:nvPicPr>
+                          <pic:cNvPr id="0" name="d1400f5b32185a63.png"/>
+                          <pic:cNvPicPr/>
+                        </pic:nvPicPr>
+                        <pic:blipFill>
+                          <a:blip r:embed="rId49"/>
+                          <a:stretch>
+                            <a:fillRect/>
+                          </a:stretch>
+                        </pic:blipFill>
+                        <pic:spPr>
+                          <a:xfrm>
+                            <a:off x="0" y="0"/>
+                            <a:ext cx="438912" cy="146304"/>
+                          </a:xfrm>
+                          <a:prstGeom prst="rect"/>
+                        </pic:spPr>
+                      </pic:pic>
+                    </a:graphicData>
+                  </a:graphic>
+                </wp:inline>
+              </w:drawing>
+            </w:r>
+            <w:r>
+              <w:rPr>
+                <w:b/>
+                <w:i/>
+                <w:color w:val="9E1B32"/>
+                <w:sz w:val="22"/>
+              </w:rPr>
+              <w:t xml:space="preserve"> km/h</w:t>
+            </w:r>
+          </w:p>
+          <w:p>
+            <w:pPr>
+              <w:spacing w:before="0" w:after="120"/>
+              <w:ind w:left="420"/>
+            </w:pPr>
+            <w:r>
+              <w:drawing>
+                <wp:inline xmlns:a="http://schemas.openxmlformats.org/drawingml/2006/main" xmlns:pic="http://schemas.openxmlformats.org/drawingml/2006/picture">
+                  <wp:extent cx="1176528" cy="237744"/>
+                  <wp:docPr id="43" name="Picture 43"/>
+                  <wp:cNvGraphicFramePr>
+                    <a:graphicFrameLocks noChangeAspect="1"/>
+                  </wp:cNvGraphicFramePr>
+                  <a:graphic>
+                    <a:graphicData uri="http://schemas.openxmlformats.org/drawingml/2006/picture">
+                      <pic:pic>
+                        <pic:nvPicPr>
+                          <pic:cNvPr id="0" name="8fe98c37920cfc39.png"/>
+                          <pic:cNvPicPr/>
+                        </pic:nvPicPr>
+                        <pic:blipFill>
+                          <a:blip r:embed="rId50"/>
+                          <a:stretch>
+                            <a:fillRect/>
+                          </a:stretch>
+                        </pic:blipFill>
+                        <pic:spPr>
+                          <a:xfrm>
+                            <a:off x="0" y="0"/>
+                            <a:ext cx="1176528" cy="237744"/>
+                          </a:xfrm>
+                          <a:prstGeom prst="rect"/>
+                        </pic:spPr>
+                      </pic:pic>
+                    </a:graphicData>
+                  </a:graphic>
+                </wp:inline>
+              </w:drawing>
+            </w:r>
+            <w:r>
+              <w:rPr>
+                <w:b w:val="0"/>
+                <w:i/>
+                <w:color w:val="6B6B6B"/>
+                <w:sz w:val="19"/>
+              </w:rPr>
+              <w:t>, which is not finished.</w:t>
             </w:r>
           </w:p>
         </w:tc>
@@ -2885,13 +3073,13 @@
                 <w:color w:val="1A1A1A"/>
                 <w:sz w:val="22"/>
               </w:rPr>
-              <w:t xml:space="preserve">A train travels  </w:t>
+              <w:t xml:space="preserve">Two lengths are measured:  </w:t>
             </w:r>
             <w:r>
               <w:drawing>
                 <wp:inline xmlns:a="http://schemas.openxmlformats.org/drawingml/2006/main" xmlns:pic="http://schemas.openxmlformats.org/drawingml/2006/picture">
-                  <wp:extent cx="661416" cy="146304"/>
-                  <wp:docPr id="39" name="Picture 39"/>
+                  <wp:extent cx="573024" cy="146304"/>
+                  <wp:docPr id="44" name="Picture 44"/>
                   <wp:cNvGraphicFramePr>
                     <a:graphicFrameLocks noChangeAspect="1"/>
                   </wp:cNvGraphicFramePr>
@@ -2899,11 +3087,11 @@
                     <a:graphicData uri="http://schemas.openxmlformats.org/drawingml/2006/picture">
                       <pic:pic>
                         <pic:nvPicPr>
-                          <pic:cNvPr id="0" name="e47ae135c1d1f9ad.png"/>
+                          <pic:cNvPr id="0" name="c4c73edd31b908de.png"/>
                           <pic:cNvPicPr/>
                         </pic:nvPicPr>
                         <pic:blipFill>
-                          <a:blip r:embed="rId46"/>
+                          <a:blip r:embed="rId51"/>
                           <a:stretch>
                             <a:fillRect/>
                           </a:stretch>
@@ -2911,7 +3099,7 @@
                         <pic:spPr>
                           <a:xfrm>
                             <a:off x="0" y="0"/>
-                            <a:ext cx="661416" cy="146304"/>
+                            <a:ext cx="573024" cy="146304"/>
                           </a:xfrm>
                           <a:prstGeom prst="rect"/>
                         </pic:spPr>
@@ -2928,7 +3116,50 @@
                 <w:color w:val="1A1A1A"/>
                 <w:sz w:val="22"/>
               </w:rPr>
-              <w:t xml:space="preserve">  km in  6.0  hours. Find its average speed, with the correct number of significant digits.</w:t>
+              <w:t xml:space="preserve">  mm and  </w:t>
+            </w:r>
+            <w:r>
+              <w:drawing>
+                <wp:inline xmlns:a="http://schemas.openxmlformats.org/drawingml/2006/main" xmlns:pic="http://schemas.openxmlformats.org/drawingml/2006/picture">
+                  <wp:extent cx="576072" cy="146304"/>
+                  <wp:docPr id="45" name="Picture 45"/>
+                  <wp:cNvGraphicFramePr>
+                    <a:graphicFrameLocks noChangeAspect="1"/>
+                  </wp:cNvGraphicFramePr>
+                  <a:graphic>
+                    <a:graphicData uri="http://schemas.openxmlformats.org/drawingml/2006/picture">
+                      <pic:pic>
+                        <pic:nvPicPr>
+                          <pic:cNvPr id="0" name="657664939a79df63.png"/>
+                          <pic:cNvPicPr/>
+                        </pic:nvPicPr>
+                        <pic:blipFill>
+                          <a:blip r:embed="rId52"/>
+                          <a:stretch>
+                            <a:fillRect/>
+                          </a:stretch>
+                        </pic:blipFill>
+                        <pic:spPr>
+                          <a:xfrm>
+                            <a:off x="0" y="0"/>
+                            <a:ext cx="576072" cy="146304"/>
+                          </a:xfrm>
+                          <a:prstGeom prst="rect"/>
+                        </pic:spPr>
+                      </pic:pic>
+                    </a:graphicData>
+                  </a:graphic>
+                </wp:inline>
+              </w:drawing>
+            </w:r>
+            <w:r>
+              <w:rPr>
+                <w:b w:val="0"/>
+                <w:i w:val="0"/>
+                <w:color w:val="1A1A1A"/>
+                <w:sz w:val="22"/>
+              </w:rPr>
+              <w:t xml:space="preserve">  mm. Find their sum, in scientific notation. Do not round.</w:t>
             </w:r>
           </w:p>
           <w:p>
@@ -2939,8 +3170,8 @@
             <w:r>
               <w:drawing>
                 <wp:inline xmlns:a="http://schemas.openxmlformats.org/drawingml/2006/main" xmlns:pic="http://schemas.openxmlformats.org/drawingml/2006/picture">
-                  <wp:extent cx="560832" cy="146304"/>
-                  <wp:docPr id="40" name="Picture 40"/>
+                  <wp:extent cx="655320" cy="146304"/>
+                  <wp:docPr id="46" name="Picture 46"/>
                   <wp:cNvGraphicFramePr>
                     <a:graphicFrameLocks noChangeAspect="1"/>
                   </wp:cNvGraphicFramePr>
@@ -2948,11 +3179,11 @@
                     <a:graphicData uri="http://schemas.openxmlformats.org/drawingml/2006/picture">
                       <pic:pic>
                         <pic:nvPicPr>
-                          <pic:cNvPr id="0" name="e09d2cd9f81c2c04.png"/>
+                          <pic:cNvPr id="0" name="7047fc34d0a1d726.png"/>
                           <pic:cNvPicPr/>
                         </pic:nvPicPr>
                         <pic:blipFill>
-                          <a:blip r:embed="rId47"/>
+                          <a:blip r:embed="rId53"/>
                           <a:stretch>
                             <a:fillRect/>
                           </a:stretch>
@@ -2960,7 +3191,7 @@
                         <pic:spPr>
                           <a:xfrm>
                             <a:off x="0" y="0"/>
-                            <a:ext cx="560832" cy="146304"/>
+                            <a:ext cx="655320" cy="146304"/>
                           </a:xfrm>
                           <a:prstGeom prst="rect"/>
                         </pic:spPr>
@@ -2977,7 +3208,7 @@
                 <w:color w:val="9E1B32"/>
                 <w:sz w:val="22"/>
               </w:rPr>
-              <w:t xml:space="preserve"> km/h</w:t>
+              <w:t xml:space="preserve"> mm</w:t>
             </w:r>
           </w:p>
           <w:p>
@@ -2986,13 +3217,90 @@
               <w:ind w:left="420"/>
             </w:pPr>
             <w:r>
+              <w:drawing>
+                <wp:inline xmlns:a="http://schemas.openxmlformats.org/drawingml/2006/main" xmlns:pic="http://schemas.openxmlformats.org/drawingml/2006/picture">
+                  <wp:extent cx="1408176" cy="146304"/>
+                  <wp:docPr id="47" name="Picture 47"/>
+                  <wp:cNvGraphicFramePr>
+                    <a:graphicFrameLocks noChangeAspect="1"/>
+                  </wp:cNvGraphicFramePr>
+                  <a:graphic>
+                    <a:graphicData uri="http://schemas.openxmlformats.org/drawingml/2006/picture">
+                      <pic:pic>
+                        <pic:nvPicPr>
+                          <pic:cNvPr id="0" name="6c22e0e24a7a3cb4.png"/>
+                          <pic:cNvPicPr/>
+                        </pic:nvPicPr>
+                        <pic:blipFill>
+                          <a:blip r:embed="rId54"/>
+                          <a:stretch>
+                            <a:fillRect/>
+                          </a:stretch>
+                        </pic:blipFill>
+                        <pic:spPr>
+                          <a:xfrm>
+                            <a:off x="0" y="0"/>
+                            <a:ext cx="1408176" cy="146304"/>
+                          </a:xfrm>
+                          <a:prstGeom prst="rect"/>
+                        </pic:spPr>
+                      </pic:pic>
+                    </a:graphicData>
+                  </a:graphic>
+                </wp:inline>
+              </w:drawing>
+            </w:r>
+            <w:r>
               <w:rPr>
                 <w:b w:val="0"/>
                 <w:i/>
                 <w:color w:val="6B6B6B"/>
                 <w:sz w:val="19"/>
               </w:rPr>
-              <w:t>Exactly 80; two significant digits are justified, so it is written 80 with both digits.</w:t>
+              <w:t xml:space="preserve">, and </w:t>
+            </w:r>
+            <w:r>
+              <w:drawing>
+                <wp:inline xmlns:a="http://schemas.openxmlformats.org/drawingml/2006/main" xmlns:pic="http://schemas.openxmlformats.org/drawingml/2006/picture">
+                  <wp:extent cx="1091184" cy="121920"/>
+                  <wp:docPr id="48" name="Picture 48"/>
+                  <wp:cNvGraphicFramePr>
+                    <a:graphicFrameLocks noChangeAspect="1"/>
+                  </wp:cNvGraphicFramePr>
+                  <a:graphic>
+                    <a:graphicData uri="http://schemas.openxmlformats.org/drawingml/2006/picture">
+                      <pic:pic>
+                        <pic:nvPicPr>
+                          <pic:cNvPr id="0" name="0b4d4874605f83b4.png"/>
+                          <pic:cNvPicPr/>
+                        </pic:nvPicPr>
+                        <pic:blipFill>
+                          <a:blip r:embed="rId55"/>
+                          <a:stretch>
+                            <a:fillRect/>
+                          </a:stretch>
+                        </pic:blipFill>
+                        <pic:spPr>
+                          <a:xfrm>
+                            <a:off x="0" y="0"/>
+                            <a:ext cx="1091184" cy="121920"/>
+                          </a:xfrm>
+                          <a:prstGeom prst="rect"/>
+                        </pic:spPr>
+                      </pic:pic>
+                    </a:graphicData>
+                  </a:graphic>
+                </wp:inline>
+              </w:drawing>
+            </w:r>
+            <w:r>
+              <w:rPr>
+                <w:b w:val="0"/>
+                <w:i/>
+                <w:color w:val="6B6B6B"/>
+                <w:sz w:val="19"/>
+              </w:rPr>
+              <w:t>.</w:t>
             </w:r>
           </w:p>
         </w:tc>
@@ -3059,13 +3367,13 @@
                 <w:color w:val="1A1A1A"/>
                 <w:sz w:val="22"/>
               </w:rPr>
-              <w:t xml:space="preserve">Two lengths are measured:  </w:t>
+              <w:t xml:space="preserve">Two masses are measured:  </w:t>
             </w:r>
             <w:r>
               <w:drawing>
                 <wp:inline xmlns:a="http://schemas.openxmlformats.org/drawingml/2006/main" xmlns:pic="http://schemas.openxmlformats.org/drawingml/2006/picture">
                   <wp:extent cx="655320" cy="146304"/>
-                  <wp:docPr id="41" name="Picture 41"/>
+                  <wp:docPr id="49" name="Picture 49"/>
                   <wp:cNvGraphicFramePr>
                     <a:graphicFrameLocks noChangeAspect="1"/>
                   </wp:cNvGraphicFramePr>
@@ -3073,11 +3381,11 @@
                     <a:graphicData uri="http://schemas.openxmlformats.org/drawingml/2006/picture">
                       <pic:pic>
                         <pic:nvPicPr>
-                          <pic:cNvPr id="0" name="b9fe1da1b3924eb6.png"/>
+                          <pic:cNvPr id="0" name="d98954586fad58f1.png"/>
                           <pic:cNvPicPr/>
                         </pic:nvPicPr>
                         <pic:blipFill>
-                          <a:blip r:embed="rId48"/>
+                          <a:blip r:embed="rId56"/>
                           <a:stretch>
                             <a:fillRect/>
                           </a:stretch>
@@ -3102,230 +3410,13 @@
                 <w:color w:val="1A1A1A"/>
                 <w:sz w:val="22"/>
               </w:rPr>
-              <w:t xml:space="preserve">  mm and  </w:t>
-            </w:r>
-            <w:r>
-              <w:drawing>
-                <wp:inline xmlns:a="http://schemas.openxmlformats.org/drawingml/2006/main" xmlns:pic="http://schemas.openxmlformats.org/drawingml/2006/picture">
-                  <wp:extent cx="576072" cy="146304"/>
-                  <wp:docPr id="42" name="Picture 42"/>
-                  <wp:cNvGraphicFramePr>
-                    <a:graphicFrameLocks noChangeAspect="1"/>
-                  </wp:cNvGraphicFramePr>
-                  <a:graphic>
-                    <a:graphicData uri="http://schemas.openxmlformats.org/drawingml/2006/picture">
-                      <pic:pic>
-                        <pic:nvPicPr>
-                          <pic:cNvPr id="0" name="657664939a79df63.png"/>
-                          <pic:cNvPicPr/>
-                        </pic:nvPicPr>
-                        <pic:blipFill>
-                          <a:blip r:embed="rId49"/>
-                          <a:stretch>
-                            <a:fillRect/>
-                          </a:stretch>
-                        </pic:blipFill>
-                        <pic:spPr>
-                          <a:xfrm>
-                            <a:off x="0" y="0"/>
-                            <a:ext cx="576072" cy="146304"/>
-                          </a:xfrm>
-                          <a:prstGeom prst="rect"/>
-                        </pic:spPr>
-                      </pic:pic>
-                    </a:graphicData>
-                  </a:graphic>
-                </wp:inline>
-              </w:drawing>
-            </w:r>
-            <w:r>
-              <w:rPr>
-                <w:b w:val="0"/>
-                <w:i w:val="0"/>
-                <w:color w:val="1A1A1A"/>
-                <w:sz w:val="22"/>
-              </w:rPr>
-              <w:t xml:space="preserve">  mm. Find their sum, with the correct precision.</w:t>
-            </w:r>
-          </w:p>
-          <w:p>
-            <w:pPr>
-              <w:spacing w:before="40" w:after="60"/>
-              <w:ind w:left="420"/>
-            </w:pPr>
-            <w:r>
-              <w:drawing>
-                <wp:inline xmlns:a="http://schemas.openxmlformats.org/drawingml/2006/main" xmlns:pic="http://schemas.openxmlformats.org/drawingml/2006/picture">
-                  <wp:extent cx="655320" cy="146304"/>
-                  <wp:docPr id="43" name="Picture 43"/>
-                  <wp:cNvGraphicFramePr>
-                    <a:graphicFrameLocks noChangeAspect="1"/>
-                  </wp:cNvGraphicFramePr>
-                  <a:graphic>
-                    <a:graphicData uri="http://schemas.openxmlformats.org/drawingml/2006/picture">
-                      <pic:pic>
-                        <pic:nvPicPr>
-                          <pic:cNvPr id="0" name="7047fc34d0a1d726.png"/>
-                          <pic:cNvPicPr/>
-                        </pic:nvPicPr>
-                        <pic:blipFill>
-                          <a:blip r:embed="rId50"/>
-                          <a:stretch>
-                            <a:fillRect/>
-                          </a:stretch>
-                        </pic:blipFill>
-                        <pic:spPr>
-                          <a:xfrm>
-                            <a:off x="0" y="0"/>
-                            <a:ext cx="655320" cy="146304"/>
-                          </a:xfrm>
-                          <a:prstGeom prst="rect"/>
-                        </pic:spPr>
-                      </pic:pic>
-                    </a:graphicData>
-                  </a:graphic>
-                </wp:inline>
-              </w:drawing>
-            </w:r>
-            <w:r>
-              <w:rPr>
-                <w:b/>
-                <w:i/>
-                <w:color w:val="9E1B32"/>
-                <w:sz w:val="22"/>
-              </w:rPr>
-              <w:t xml:space="preserve"> mm</w:t>
-            </w:r>
-          </w:p>
-          <w:p>
-            <w:pPr>
-              <w:spacing w:before="0" w:after="120"/>
-              <w:ind w:left="420"/>
-            </w:pPr>
-            <w:r>
-              <w:rPr>
-                <w:b w:val="0"/>
-                <w:i/>
-                <w:color w:val="6B6B6B"/>
-                <w:sz w:val="19"/>
-              </w:rPr>
-              <w:t>5,400 and 280 both stop at the tens place, so the sum, 5,680, does too.</w:t>
-            </w:r>
-          </w:p>
-        </w:tc>
-      </w:tr>
-    </w:tbl>
-    <w:p>
-      <w:pPr>
-        <w:spacing w:after="0" w:before="0" w:line="20" w:lineRule="exact"/>
-      </w:pPr>
-      <w:r>
-        <w:rPr>
-          <w:sz w:val="2"/>
-        </w:rPr>
-      </w:r>
-    </w:p>
-    <w:tbl>
-      <w:tblPr>
-        <w:tblLayout w:type="fixed"/>
-        <w:tblLook w:firstColumn="1" w:firstRow="1" w:lastColumn="0" w:lastRow="0" w:noHBand="0" w:noVBand="1" w:val="04A0"/>
-        <w:tblLayout w:type="fixed"/>
-        <w:tblW w:w="9360" w:type="dxa"/>
-      </w:tblPr>
-      <w:tblGrid>
-        <w:gridCol w:w="9360"/>
-      </w:tblGrid>
-      <w:tr>
-        <w:trPr>
-          <w:cantSplit/>
-        </w:trPr>
-        <w:tc>
-          <w:tcPr>
-            <w:tcW w:type="dxa" w:w="9360"/>
-            <w:tcBorders>
-              <w:top w:val="nil"/>
-              <w:left w:val="nil"/>
-              <w:bottom w:val="nil"/>
-              <w:right w:val="nil"/>
-            </w:tcBorders>
-            <w:tcMar>
-              <w:top w:w="0" w:type="dxa"/>
-              <w:left w:w="0" w:type="dxa"/>
-              <w:bottom w:w="0" w:type="dxa"/>
-              <w:right w:w="0" w:type="dxa"/>
-            </w:tcMar>
-          </w:tcPr>
-          <w:p>
-            <w:pPr>
-              <w:spacing w:before="200" w:after="120"/>
-              <w:ind w:left="420" w:hanging="420"/>
-            </w:pPr>
-            <w:r>
-              <w:rPr>
-                <w:b/>
-                <w:i w:val="0"/>
-                <w:color w:val="1A1A1A"/>
-                <w:sz w:val="22"/>
-              </w:rPr>
-              <w:t xml:space="preserve">17.   </w:t>
-            </w:r>
-            <w:r>
-              <w:rPr>
-                <w:b w:val="0"/>
-                <w:i w:val="0"/>
-                <w:color w:val="1A1A1A"/>
-                <w:sz w:val="22"/>
-              </w:rPr>
-              <w:t xml:space="preserve">Two masses are measured:  </w:t>
-            </w:r>
-            <w:r>
-              <w:drawing>
-                <wp:inline xmlns:a="http://schemas.openxmlformats.org/drawingml/2006/main" xmlns:pic="http://schemas.openxmlformats.org/drawingml/2006/picture">
-                  <wp:extent cx="737616" cy="146304"/>
-                  <wp:docPr id="44" name="Picture 44"/>
-                  <wp:cNvGraphicFramePr>
-                    <a:graphicFrameLocks noChangeAspect="1"/>
-                  </wp:cNvGraphicFramePr>
-                  <a:graphic>
-                    <a:graphicData uri="http://schemas.openxmlformats.org/drawingml/2006/picture">
-                      <pic:pic>
-                        <pic:nvPicPr>
-                          <pic:cNvPr id="0" name="259952ae38be1718.png"/>
-                          <pic:cNvPicPr/>
-                        </pic:nvPicPr>
-                        <pic:blipFill>
-                          <a:blip r:embed="rId51"/>
-                          <a:stretch>
-                            <a:fillRect/>
-                          </a:stretch>
-                        </pic:blipFill>
-                        <pic:spPr>
-                          <a:xfrm>
-                            <a:off x="0" y="0"/>
-                            <a:ext cx="737616" cy="146304"/>
-                          </a:xfrm>
-                          <a:prstGeom prst="rect"/>
-                        </pic:spPr>
-                      </pic:pic>
-                    </a:graphicData>
-                  </a:graphic>
-                </wp:inline>
-              </w:drawing>
-            </w:r>
-            <w:r>
-              <w:rPr>
-                <w:b w:val="0"/>
-                <w:i w:val="0"/>
-                <w:color w:val="1A1A1A"/>
-                <w:sz w:val="22"/>
-              </w:rPr>
               <w:t xml:space="preserve">  g and  </w:t>
             </w:r>
             <w:r>
               <w:drawing>
                 <wp:inline xmlns:a="http://schemas.openxmlformats.org/drawingml/2006/main" xmlns:pic="http://schemas.openxmlformats.org/drawingml/2006/picture">
                   <wp:extent cx="731520" cy="146304"/>
-                  <wp:docPr id="45" name="Picture 45"/>
+                  <wp:docPr id="50" name="Picture 50"/>
                   <wp:cNvGraphicFramePr>
                     <a:graphicFrameLocks noChangeAspect="1"/>
                   </wp:cNvGraphicFramePr>
@@ -3337,7 +3428,7 @@
                           <pic:cNvPicPr/>
                         </pic:nvPicPr>
                         <pic:blipFill>
-                          <a:blip r:embed="rId52"/>
+                          <a:blip r:embed="rId57"/>
                           <a:stretch>
                             <a:fillRect/>
                           </a:stretch>
@@ -3362,7 +3453,7 @@
                 <w:color w:val="1A1A1A"/>
                 <w:sz w:val="22"/>
               </w:rPr>
-              <w:t xml:space="preserve">  g. Find their difference, with the correct precision.</w:t>
+              <w:t xml:space="preserve">  g. Find their difference, in scientific notation. Do not round.</w:t>
             </w:r>
           </w:p>
           <w:p>
@@ -3373,8 +3464,8 @@
             <w:r>
               <w:drawing>
                 <wp:inline xmlns:a="http://schemas.openxmlformats.org/drawingml/2006/main" xmlns:pic="http://schemas.openxmlformats.org/drawingml/2006/picture">
-                  <wp:extent cx="737616" cy="146304"/>
-                  <wp:docPr id="46" name="Picture 46"/>
+                  <wp:extent cx="819912" cy="146304"/>
+                  <wp:docPr id="51" name="Picture 51"/>
                   <wp:cNvGraphicFramePr>
                     <a:graphicFrameLocks noChangeAspect="1"/>
                   </wp:cNvGraphicFramePr>
@@ -3382,11 +3473,11 @@
                     <a:graphicData uri="http://schemas.openxmlformats.org/drawingml/2006/picture">
                       <pic:pic>
                         <pic:nvPicPr>
-                          <pic:cNvPr id="0" name="a88a5a1c87d3401b.png"/>
+                          <pic:cNvPr id="0" name="2291df1eb93f1273.png"/>
                           <pic:cNvPicPr/>
                         </pic:nvPicPr>
                         <pic:blipFill>
-                          <a:blip r:embed="rId53"/>
+                          <a:blip r:embed="rId58"/>
                           <a:stretch>
                             <a:fillRect/>
                           </a:stretch>
@@ -3394,7 +3485,7 @@
                         <pic:spPr>
                           <a:xfrm>
                             <a:off x="0" y="0"/>
-                            <a:ext cx="737616" cy="146304"/>
+                            <a:ext cx="819912" cy="146304"/>
                           </a:xfrm>
                           <a:prstGeom prst="rect"/>
                         </pic:spPr>
@@ -3420,86 +3511,10 @@
               <w:ind w:left="420"/>
             </w:pPr>
             <w:r>
-              <w:rPr>
-                <w:b w:val="0"/>
-                <w:i/>
-                <w:color w:val="6B6B6B"/>
-                <w:sz w:val="19"/>
-              </w:rPr>
-              <w:t>0.07258 exactly; 0.0760 stops at the ten-thousandths, so the answer stops there and rounds up.</w:t>
-            </w:r>
-          </w:p>
-        </w:tc>
-      </w:tr>
-    </w:tbl>
-    <w:p>
-      <w:pPr>
-        <w:spacing w:after="0" w:before="0" w:line="20" w:lineRule="exact"/>
-      </w:pPr>
-      <w:r>
-        <w:rPr>
-          <w:sz w:val="2"/>
-        </w:rPr>
-      </w:r>
-    </w:p>
-    <w:tbl>
-      <w:tblPr>
-        <w:tblLayout w:type="fixed"/>
-        <w:tblLook w:firstColumn="1" w:firstRow="1" w:lastColumn="0" w:lastRow="0" w:noHBand="0" w:noVBand="1" w:val="04A0"/>
-        <w:tblLayout w:type="fixed"/>
-        <w:tblW w:w="9360" w:type="dxa"/>
-      </w:tblPr>
-      <w:tblGrid>
-        <w:gridCol w:w="9360"/>
-      </w:tblGrid>
-      <w:tr>
-        <w:trPr>
-          <w:cantSplit/>
-        </w:trPr>
-        <w:tc>
-          <w:tcPr>
-            <w:tcW w:type="dxa" w:w="9360"/>
-            <w:tcBorders>
-              <w:top w:val="nil"/>
-              <w:left w:val="nil"/>
-              <w:bottom w:val="nil"/>
-              <w:right w:val="nil"/>
-            </w:tcBorders>
-            <w:tcMar>
-              <w:top w:w="0" w:type="dxa"/>
-              <w:left w:w="0" w:type="dxa"/>
-              <w:bottom w:w="0" w:type="dxa"/>
-              <w:right w:w="0" w:type="dxa"/>
-            </w:tcMar>
-          </w:tcPr>
-          <w:p>
-            <w:pPr>
-              <w:spacing w:before="200" w:after="120"/>
-              <w:ind w:left="420" w:hanging="420"/>
-            </w:pPr>
-            <w:r>
-              <w:rPr>
-                <w:b/>
-                <w:i w:val="0"/>
-                <w:color w:val="1A1A1A"/>
-                <w:sz w:val="22"/>
-              </w:rPr>
-              <w:t xml:space="preserve">18.   </w:t>
-            </w:r>
-            <w:r>
-              <w:rPr>
-                <w:b w:val="0"/>
-                <w:i w:val="0"/>
-                <w:color w:val="1A1A1A"/>
-                <w:sz w:val="22"/>
-              </w:rPr>
-              <w:t xml:space="preserve">Micah adds two measured lengths, 2,340 m and 6.8 m, and says the sum must be written with two significant digits, as </w:t>
-            </w:r>
-            <w:r>
               <w:drawing>
                 <wp:inline xmlns:a="http://schemas.openxmlformats.org/drawingml/2006/main" xmlns:pic="http://schemas.openxmlformats.org/drawingml/2006/picture">
-                  <wp:extent cx="573024" cy="146304"/>
-                  <wp:docPr id="47" name="Picture 47"/>
+                  <wp:extent cx="1731264" cy="146304"/>
+                  <wp:docPr id="52" name="Picture 52"/>
                   <wp:cNvGraphicFramePr>
                     <a:graphicFrameLocks noChangeAspect="1"/>
                   </wp:cNvGraphicFramePr>
@@ -3507,11 +3522,11 @@
                     <a:graphicData uri="http://schemas.openxmlformats.org/drawingml/2006/picture">
                       <pic:pic>
                         <pic:nvPicPr>
-                          <pic:cNvPr id="0" name="966f0196958e3053.png"/>
+                          <pic:cNvPr id="0" name="499c42baaaf34367.png"/>
                           <pic:cNvPicPr/>
                         </pic:nvPicPr>
                         <pic:blipFill>
-                          <a:blip r:embed="rId54"/>
+                          <a:blip r:embed="rId59"/>
                           <a:stretch>
                             <a:fillRect/>
                           </a:stretch>
@@ -3519,7 +3534,7 @@
                         <pic:spPr>
                           <a:xfrm>
                             <a:off x="0" y="0"/>
-                            <a:ext cx="573024" cy="146304"/>
+                            <a:ext cx="1731264" cy="146304"/>
                           </a:xfrm>
                           <a:prstGeom prst="rect"/>
                         </pic:spPr>
@@ -3532,32 +3547,17 @@
             <w:r>
               <w:rPr>
                 <w:b w:val="0"/>
-                <w:i w:val="0"/>
-                <w:color w:val="1A1A1A"/>
-                <w:sz w:val="22"/>
+                <w:i/>
+                <w:color w:val="6B6B6B"/>
+                <w:sz w:val="19"/>
               </w:rPr>
-              <w:t xml:space="preserve"> m. Is he right? Explain, and give the correct sum.</w:t>
-            </w:r>
-          </w:p>
-          <w:p>
-            <w:pPr>
-              <w:spacing w:before="40" w:after="60"/>
-              <w:ind w:left="420"/>
-            </w:pPr>
-            <w:r>
-              <w:rPr>
-                <w:b/>
-                <w:i/>
-                <w:color w:val="9E1B32"/>
-                <w:sz w:val="22"/>
-              </w:rPr>
-              <w:t xml:space="preserve">He is not right. The counting rule is for products and quotients; a sum stops at the leftmost last-digit place. 2,340 stops at the tens and 6.8 at the tenths, so the sum, 2,346.8, stops at the tens: 2,350 m, or </w:t>
+              <w:t xml:space="preserve">, and </w:t>
             </w:r>
             <w:r>
               <w:drawing>
                 <wp:inline xmlns:a="http://schemas.openxmlformats.org/drawingml/2006/main" xmlns:pic="http://schemas.openxmlformats.org/drawingml/2006/picture">
-                  <wp:extent cx="655320" cy="146304"/>
-                  <wp:docPr id="48" name="Picture 48"/>
+                  <wp:extent cx="1255776" cy="118872"/>
+                  <wp:docPr id="53" name="Picture 53"/>
                   <wp:cNvGraphicFramePr>
                     <a:graphicFrameLocks noChangeAspect="1"/>
                   </wp:cNvGraphicFramePr>
@@ -3565,11 +3565,11 @@
                     <a:graphicData uri="http://schemas.openxmlformats.org/drawingml/2006/picture">
                       <pic:pic>
                         <pic:nvPicPr>
-                          <pic:cNvPr id="0" name="5cd594c93d0aea09.png"/>
+                          <pic:cNvPr id="0" name="3dd153d6ce0c6d0c.png"/>
                           <pic:cNvPicPr/>
                         </pic:nvPicPr>
                         <pic:blipFill>
-                          <a:blip r:embed="rId55"/>
+                          <a:blip r:embed="rId60"/>
                           <a:stretch>
                             <a:fillRect/>
                           </a:stretch>
@@ -3577,7 +3577,7 @@
                         <pic:spPr>
                           <a:xfrm>
                             <a:off x="0" y="0"/>
-                            <a:ext cx="655320" cy="146304"/>
+                            <a:ext cx="1255776" cy="118872"/>
                           </a:xfrm>
                           <a:prstGeom prst="rect"/>
                         </pic:spPr>
@@ -3589,27 +3589,12 @@
             </w:r>
             <w:r>
               <w:rPr>
-                <w:b/>
-                <w:i/>
-                <w:color w:val="9E1B32"/>
-                <w:sz w:val="22"/>
-              </w:rPr>
-              <w:t xml:space="preserve"> m.</w:t>
-            </w:r>
-          </w:p>
-          <w:p>
-            <w:pPr>
-              <w:spacing w:before="0" w:after="120"/>
-              <w:ind w:left="420"/>
-            </w:pPr>
-            <w:r>
-              <w:rPr>
                 <w:b w:val="0"/>
                 <w:i/>
                 <w:color w:val="6B6B6B"/>
                 <w:sz w:val="19"/>
               </w:rPr>
-              <w:t>The trailing zero of 2,340 is not significant, so its last significant digit is the 4, in the tens place.</w:t>
+              <w:t>.</w:t>
             </w:r>
           </w:p>
         </w:tc>
@@ -3700,13 +3685,13 @@
                 <w:color w:val="1A1A1A"/>
                 <w:sz w:val="22"/>
               </w:rPr>
-              <w:t xml:space="preserve">19.   </w:t>
+              <w:t xml:space="preserve">17.   </w:t>
             </w:r>
             <w:r>
               <w:drawing>
                 <wp:inline xmlns:a="http://schemas.openxmlformats.org/drawingml/2006/main" xmlns:pic="http://schemas.openxmlformats.org/drawingml/2006/picture">
                   <wp:extent cx="426720" cy="204216"/>
-                  <wp:docPr id="49" name="Picture 49"/>
+                  <wp:docPr id="54" name="Picture 54"/>
                   <wp:cNvGraphicFramePr>
                     <a:graphicFrameLocks noChangeAspect="1"/>
                   </wp:cNvGraphicFramePr>
@@ -3718,7 +3703,7 @@
                           <pic:cNvPicPr/>
                         </pic:nvPicPr>
                         <pic:blipFill>
-                          <a:blip r:embed="rId56"/>
+                          <a:blip r:embed="rId61"/>
                           <a:stretch>
                             <a:fillRect/>
                           </a:stretch>
@@ -3807,13 +3792,13 @@
                 <w:color w:val="1A1A1A"/>
                 <w:sz w:val="22"/>
               </w:rPr>
-              <w:t xml:space="preserve">20.   </w:t>
+              <w:t xml:space="preserve">18.   </w:t>
             </w:r>
             <w:r>
               <w:drawing>
                 <wp:inline xmlns:a="http://schemas.openxmlformats.org/drawingml/2006/main" xmlns:pic="http://schemas.openxmlformats.org/drawingml/2006/picture">
                   <wp:extent cx="374904" cy="204216"/>
-                  <wp:docPr id="50" name="Picture 50"/>
+                  <wp:docPr id="55" name="Picture 55"/>
                   <wp:cNvGraphicFramePr>
                     <a:graphicFrameLocks noChangeAspect="1"/>
                   </wp:cNvGraphicFramePr>
@@ -3825,7 +3810,7 @@
                           <pic:cNvPicPr/>
                         </pic:nvPicPr>
                         <pic:blipFill>
-                          <a:blip r:embed="rId57"/>
+                          <a:blip r:embed="rId62"/>
                           <a:stretch>
                             <a:fillRect/>
                           </a:stretch>
@@ -3929,13 +3914,13 @@
                 <w:color w:val="1A1A1A"/>
                 <w:sz w:val="22"/>
               </w:rPr>
-              <w:t xml:space="preserve">21.   </w:t>
+              <w:t xml:space="preserve">19.   </w:t>
             </w:r>
             <w:r>
               <w:drawing>
                 <wp:inline xmlns:a="http://schemas.openxmlformats.org/drawingml/2006/main" xmlns:pic="http://schemas.openxmlformats.org/drawingml/2006/picture">
                   <wp:extent cx="655320" cy="204216"/>
-                  <wp:docPr id="51" name="Picture 51"/>
+                  <wp:docPr id="56" name="Picture 56"/>
                   <wp:cNvGraphicFramePr>
                     <a:graphicFrameLocks noChangeAspect="1"/>
                   </wp:cNvGraphicFramePr>
@@ -3947,7 +3932,7 @@
                           <pic:cNvPicPr/>
                         </pic:nvPicPr>
                         <pic:blipFill>
-                          <a:blip r:embed="rId58"/>
+                          <a:blip r:embed="rId63"/>
                           <a:stretch>
                             <a:fillRect/>
                           </a:stretch>
@@ -4051,13 +4036,13 @@
                 <w:color w:val="1A1A1A"/>
                 <w:sz w:val="22"/>
               </w:rPr>
-              <w:t xml:space="preserve">22.   </w:t>
+              <w:t xml:space="preserve">20.   </w:t>
             </w:r>
             <w:r>
               <w:drawing>
                 <wp:inline xmlns:a="http://schemas.openxmlformats.org/drawingml/2006/main" xmlns:pic="http://schemas.openxmlformats.org/drawingml/2006/picture">
                   <wp:extent cx="316992" cy="262128"/>
-                  <wp:docPr id="52" name="Picture 52"/>
+                  <wp:docPr id="57" name="Picture 57"/>
                   <wp:cNvGraphicFramePr>
                     <a:graphicFrameLocks noChangeAspect="1"/>
                   </wp:cNvGraphicFramePr>
@@ -4069,7 +4054,7 @@
                           <pic:cNvPicPr/>
                         </pic:nvPicPr>
                         <pic:blipFill>
-                          <a:blip r:embed="rId59"/>
+                          <a:blip r:embed="rId64"/>
                           <a:stretch>
                             <a:fillRect/>
                           </a:stretch>
@@ -4097,7 +4082,7 @@
               <w:drawing>
                 <wp:inline xmlns:a="http://schemas.openxmlformats.org/drawingml/2006/main" xmlns:pic="http://schemas.openxmlformats.org/drawingml/2006/picture">
                   <wp:extent cx="60960" cy="216408"/>
-                  <wp:docPr id="53" name="Picture 53"/>
+                  <wp:docPr id="58" name="Picture 58"/>
                   <wp:cNvGraphicFramePr>
                     <a:graphicFrameLocks noChangeAspect="1"/>
                   </wp:cNvGraphicFramePr>
@@ -4109,7 +4094,7 @@
                           <pic:cNvPicPr/>
                         </pic:nvPicPr>
                         <pic:blipFill>
-                          <a:blip r:embed="rId60"/>
+                          <a:blip r:embed="rId65"/>
                           <a:stretch>
                             <a:fillRect/>
                           </a:stretch>
@@ -4198,13 +4183,13 @@
                 <w:color w:val="1A1A1A"/>
                 <w:sz w:val="22"/>
               </w:rPr>
-              <w:t xml:space="preserve">23.   </w:t>
+              <w:t xml:space="preserve">21.   </w:t>
             </w:r>
             <w:r>
               <w:drawing>
                 <wp:inline xmlns:a="http://schemas.openxmlformats.org/drawingml/2006/main" xmlns:pic="http://schemas.openxmlformats.org/drawingml/2006/picture">
                   <wp:extent cx="734568" cy="204216"/>
-                  <wp:docPr id="54" name="Picture 54"/>
+                  <wp:docPr id="59" name="Picture 59"/>
                   <wp:cNvGraphicFramePr>
                     <a:graphicFrameLocks noChangeAspect="1"/>
                   </wp:cNvGraphicFramePr>
@@ -4216,7 +4201,7 @@
                           <pic:cNvPicPr/>
                         </pic:nvPicPr>
                         <pic:blipFill>
-                          <a:blip r:embed="rId61"/>
+                          <a:blip r:embed="rId66"/>
                           <a:stretch>
                             <a:fillRect/>
                           </a:stretch>
@@ -4244,7 +4229,7 @@
               <w:drawing>
                 <wp:inline xmlns:a="http://schemas.openxmlformats.org/drawingml/2006/main" xmlns:pic="http://schemas.openxmlformats.org/drawingml/2006/picture">
                   <wp:extent cx="60960" cy="216408"/>
-                  <wp:docPr id="55" name="Picture 55"/>
+                  <wp:docPr id="60" name="Picture 60"/>
                   <wp:cNvGraphicFramePr>
                     <a:graphicFrameLocks noChangeAspect="1"/>
                   </wp:cNvGraphicFramePr>
@@ -4256,7 +4241,7 @@
                           <pic:cNvPicPr/>
                         </pic:nvPicPr>
                         <pic:blipFill>
-                          <a:blip r:embed="rId62"/>
+                          <a:blip r:embed="rId67"/>
                           <a:stretch>
                             <a:fillRect/>
                           </a:stretch>
@@ -4284,7 +4269,7 @@
               <w:drawing>
                 <wp:inline xmlns:a="http://schemas.openxmlformats.org/drawingml/2006/main" xmlns:pic="http://schemas.openxmlformats.org/drawingml/2006/picture">
                   <wp:extent cx="362712" cy="216408"/>
-                  <wp:docPr id="56" name="Picture 56"/>
+                  <wp:docPr id="61" name="Picture 61"/>
                   <wp:cNvGraphicFramePr>
                     <a:graphicFrameLocks noChangeAspect="1"/>
                   </wp:cNvGraphicFramePr>
@@ -4296,7 +4281,7 @@
                           <pic:cNvPicPr/>
                         </pic:nvPicPr>
                         <pic:blipFill>
-                          <a:blip r:embed="rId63"/>
+                          <a:blip r:embed="rId68"/>
                           <a:stretch>
                             <a:fillRect/>
                           </a:stretch>
@@ -4379,13 +4364,13 @@
                 <w:color w:val="1A1A1A"/>
                 <w:sz w:val="22"/>
               </w:rPr>
-              <w:t xml:space="preserve">24.   </w:t>
+              <w:t xml:space="preserve">22.   </w:t>
             </w:r>
             <w:r>
               <w:drawing>
                 <wp:inline xmlns:a="http://schemas.openxmlformats.org/drawingml/2006/main" xmlns:pic="http://schemas.openxmlformats.org/drawingml/2006/picture">
                   <wp:extent cx="1149096" cy="225552"/>
-                  <wp:docPr id="57" name="Picture 57"/>
+                  <wp:docPr id="62" name="Picture 62"/>
                   <wp:cNvGraphicFramePr>
                     <a:graphicFrameLocks noChangeAspect="1"/>
                   </wp:cNvGraphicFramePr>
@@ -4397,7 +4382,7 @@
                           <pic:cNvPicPr/>
                         </pic:nvPicPr>
                         <pic:blipFill>
-                          <a:blip r:embed="rId64"/>
+                          <a:blip r:embed="rId69"/>
                           <a:stretch>
                             <a:fillRect/>
                           </a:stretch>
@@ -4425,7 +4410,7 @@
               <w:drawing>
                 <wp:inline xmlns:a="http://schemas.openxmlformats.org/drawingml/2006/main" xmlns:pic="http://schemas.openxmlformats.org/drawingml/2006/picture">
                   <wp:extent cx="118872" cy="213360"/>
-                  <wp:docPr id="58" name="Picture 58"/>
+                  <wp:docPr id="63" name="Picture 63"/>
                   <wp:cNvGraphicFramePr>
                     <a:graphicFrameLocks noChangeAspect="1"/>
                   </wp:cNvGraphicFramePr>
@@ -4437,7 +4422,7 @@
                           <pic:cNvPicPr/>
                         </pic:nvPicPr>
                         <pic:blipFill>
-                          <a:blip r:embed="rId65"/>
+                          <a:blip r:embed="rId70"/>
                           <a:stretch>
                             <a:fillRect/>
                           </a:stretch>
@@ -4465,7 +4450,7 @@
               <w:drawing>
                 <wp:inline xmlns:a="http://schemas.openxmlformats.org/drawingml/2006/main" xmlns:pic="http://schemas.openxmlformats.org/drawingml/2006/picture">
                   <wp:extent cx="316992" cy="213360"/>
-                  <wp:docPr id="59" name="Picture 59"/>
+                  <wp:docPr id="64" name="Picture 64"/>
                   <wp:cNvGraphicFramePr>
                     <a:graphicFrameLocks noChangeAspect="1"/>
                   </wp:cNvGraphicFramePr>
@@ -4477,7 +4462,7 @@
                           <pic:cNvPicPr/>
                         </pic:nvPicPr>
                         <pic:blipFill>
-                          <a:blip r:embed="rId66"/>
+                          <a:blip r:embed="rId71"/>
                           <a:stretch>
                             <a:fillRect/>
                           </a:stretch>
@@ -4560,7 +4545,7 @@
                 <w:color w:val="1A1A1A"/>
                 <w:sz w:val="22"/>
               </w:rPr>
-              <w:t xml:space="preserve">25.   </w:t>
+              <w:t xml:space="preserve">23.   </w:t>
             </w:r>
             <w:r>
               <w:rPr>
@@ -4575,7 +4560,7 @@
               <w:drawing>
                 <wp:inline xmlns:a="http://schemas.openxmlformats.org/drawingml/2006/main" xmlns:pic="http://schemas.openxmlformats.org/drawingml/2006/picture">
                   <wp:extent cx="457200" cy="204216"/>
-                  <wp:docPr id="60" name="Picture 60"/>
+                  <wp:docPr id="65" name="Picture 65"/>
                   <wp:cNvGraphicFramePr>
                     <a:graphicFrameLocks noChangeAspect="1"/>
                   </wp:cNvGraphicFramePr>
@@ -4587,7 +4572,7 @@
                           <pic:cNvPicPr/>
                         </pic:nvPicPr>
                         <pic:blipFill>
-                          <a:blip r:embed="rId67"/>
+                          <a:blip r:embed="rId72"/>
                           <a:stretch>
                             <a:fillRect/>
                           </a:stretch>
@@ -4633,7 +4618,7 @@
               <w:drawing>
                 <wp:inline xmlns:a="http://schemas.openxmlformats.org/drawingml/2006/main" xmlns:pic="http://schemas.openxmlformats.org/drawingml/2006/picture">
                   <wp:extent cx="1344168" cy="146304"/>
-                  <wp:docPr id="61" name="Picture 61"/>
+                  <wp:docPr id="66" name="Picture 66"/>
                   <wp:cNvGraphicFramePr>
                     <a:graphicFrameLocks noChangeAspect="1"/>
                   </wp:cNvGraphicFramePr>
@@ -4645,7 +4630,7 @@
                           <pic:cNvPicPr/>
                         </pic:nvPicPr>
                         <pic:blipFill>
-                          <a:blip r:embed="rId68"/>
+                          <a:blip r:embed="rId73"/>
                           <a:stretch>
                             <a:fillRect/>
                           </a:stretch>
@@ -4776,13 +4761,13 @@
                 <w:color w:val="1A1A1A"/>
                 <w:sz w:val="22"/>
               </w:rPr>
-              <w:t xml:space="preserve">26.   </w:t>
+              <w:t xml:space="preserve">24.   </w:t>
             </w:r>
             <w:r>
               <w:drawing>
                 <wp:inline xmlns:a="http://schemas.openxmlformats.org/drawingml/2006/main" xmlns:pic="http://schemas.openxmlformats.org/drawingml/2006/picture">
                   <wp:extent cx="807720" cy="121920"/>
-                  <wp:docPr id="62" name="Picture 62"/>
+                  <wp:docPr id="67" name="Picture 67"/>
                   <wp:cNvGraphicFramePr>
                     <a:graphicFrameLocks noChangeAspect="1"/>
                   </wp:cNvGraphicFramePr>
@@ -4794,7 +4779,7 @@
                           <pic:cNvPicPr/>
                         </pic:nvPicPr>
                         <pic:blipFill>
-                          <a:blip r:embed="rId69"/>
+                          <a:blip r:embed="rId74"/>
                           <a:stretch>
                             <a:fillRect/>
                           </a:stretch>
@@ -4898,13 +4883,13 @@
                 <w:color w:val="1A1A1A"/>
                 <w:sz w:val="22"/>
               </w:rPr>
-              <w:t xml:space="preserve">27.   </w:t>
+              <w:t xml:space="preserve">25.   </w:t>
             </w:r>
             <w:r>
               <w:drawing>
                 <wp:inline xmlns:a="http://schemas.openxmlformats.org/drawingml/2006/main" xmlns:pic="http://schemas.openxmlformats.org/drawingml/2006/picture">
                   <wp:extent cx="560832" cy="118872"/>
-                  <wp:docPr id="63" name="Picture 63"/>
+                  <wp:docPr id="68" name="Picture 68"/>
                   <wp:cNvGraphicFramePr>
                     <a:graphicFrameLocks noChangeAspect="1"/>
                   </wp:cNvGraphicFramePr>
@@ -4916,7 +4901,7 @@
                           <pic:cNvPicPr/>
                         </pic:nvPicPr>
                         <pic:blipFill>
-                          <a:blip r:embed="rId70"/>
+                          <a:blip r:embed="rId75"/>
                           <a:stretch>
                             <a:fillRect/>
                           </a:stretch>
@@ -5020,13 +5005,13 @@
                 <w:color w:val="1A1A1A"/>
                 <w:sz w:val="22"/>
               </w:rPr>
-              <w:t xml:space="preserve">28.   </w:t>
+              <w:t xml:space="preserve">26.   </w:t>
             </w:r>
             <w:r>
               <w:drawing>
                 <wp:inline xmlns:a="http://schemas.openxmlformats.org/drawingml/2006/main" xmlns:pic="http://schemas.openxmlformats.org/drawingml/2006/picture">
                   <wp:extent cx="816864" cy="170688"/>
-                  <wp:docPr id="64" name="Picture 64"/>
+                  <wp:docPr id="69" name="Picture 69"/>
                   <wp:cNvGraphicFramePr>
                     <a:graphicFrameLocks noChangeAspect="1"/>
                   </wp:cNvGraphicFramePr>
@@ -5038,7 +5023,7 @@
                           <pic:cNvPicPr/>
                         </pic:nvPicPr>
                         <pic:blipFill>
-                          <a:blip r:embed="rId71"/>
+                          <a:blip r:embed="rId76"/>
                           <a:stretch>
                             <a:fillRect/>
                           </a:stretch>
@@ -5081,7 +5066,7 @@
               <w:drawing>
                 <wp:inline xmlns:a="http://schemas.openxmlformats.org/drawingml/2006/main" xmlns:pic="http://schemas.openxmlformats.org/drawingml/2006/picture">
                   <wp:extent cx="509016" cy="143256"/>
-                  <wp:docPr id="65" name="Picture 65"/>
+                  <wp:docPr id="70" name="Picture 70"/>
                   <wp:cNvGraphicFramePr>
                     <a:graphicFrameLocks noChangeAspect="1"/>
                   </wp:cNvGraphicFramePr>
@@ -5093,7 +5078,7 @@
                           <pic:cNvPicPr/>
                         </pic:nvPicPr>
                         <pic:blipFill>
-                          <a:blip r:embed="rId72"/>
+                          <a:blip r:embed="rId77"/>
                           <a:stretch>
                             <a:fillRect/>
                           </a:stretch>
@@ -5176,13 +5161,13 @@
                 <w:color w:val="1A1A1A"/>
                 <w:sz w:val="22"/>
               </w:rPr>
-              <w:t xml:space="preserve">29.   </w:t>
+              <w:t xml:space="preserve">27.   </w:t>
             </w:r>
             <w:r>
               <w:drawing>
                 <wp:inline xmlns:a="http://schemas.openxmlformats.org/drawingml/2006/main" xmlns:pic="http://schemas.openxmlformats.org/drawingml/2006/picture">
                   <wp:extent cx="280416" cy="252984"/>
-                  <wp:docPr id="66" name="Picture 66"/>
+                  <wp:docPr id="71" name="Picture 71"/>
                   <wp:cNvGraphicFramePr>
                     <a:graphicFrameLocks noChangeAspect="1"/>
                   </wp:cNvGraphicFramePr>
@@ -5194,7 +5179,7 @@
                           <pic:cNvPicPr/>
                         </pic:nvPicPr>
                         <pic:blipFill>
-                          <a:blip r:embed="rId73"/>
+                          <a:blip r:embed="rId78"/>
                           <a:stretch>
                             <a:fillRect/>
                           </a:stretch>
@@ -5298,13 +5283,13 @@
                 <w:color w:val="1A1A1A"/>
                 <w:sz w:val="22"/>
               </w:rPr>
-              <w:t xml:space="preserve">30.   </w:t>
+              <w:t xml:space="preserve">28.   </w:t>
             </w:r>
             <w:r>
               <w:drawing>
                 <wp:inline xmlns:a="http://schemas.openxmlformats.org/drawingml/2006/main" xmlns:pic="http://schemas.openxmlformats.org/drawingml/2006/picture">
                   <wp:extent cx="777240" cy="170688"/>
-                  <wp:docPr id="67" name="Picture 67"/>
+                  <wp:docPr id="72" name="Picture 72"/>
                   <wp:cNvGraphicFramePr>
                     <a:graphicFrameLocks noChangeAspect="1"/>
                   </wp:cNvGraphicFramePr>
@@ -5316,7 +5301,7 @@
                           <pic:cNvPicPr/>
                         </pic:nvPicPr>
                         <pic:blipFill>
-                          <a:blip r:embed="rId74"/>
+                          <a:blip r:embed="rId79"/>
                           <a:stretch>
                             <a:fillRect/>
                           </a:stretch>
@@ -5420,13 +5405,13 @@
                 <w:color w:val="1A1A1A"/>
                 <w:sz w:val="22"/>
               </w:rPr>
-              <w:t xml:space="preserve">31.   </w:t>
+              <w:t xml:space="preserve">29.   </w:t>
             </w:r>
             <w:r>
               <w:drawing>
                 <wp:inline xmlns:a="http://schemas.openxmlformats.org/drawingml/2006/main" xmlns:pic="http://schemas.openxmlformats.org/drawingml/2006/picture">
                   <wp:extent cx="993648" cy="216408"/>
-                  <wp:docPr id="68" name="Picture 68"/>
+                  <wp:docPr id="73" name="Picture 73"/>
                   <wp:cNvGraphicFramePr>
                     <a:graphicFrameLocks noChangeAspect="1"/>
                   </wp:cNvGraphicFramePr>
@@ -5438,7 +5423,7 @@
                           <pic:cNvPicPr/>
                         </pic:nvPicPr>
                         <pic:blipFill>
-                          <a:blip r:embed="rId75"/>
+                          <a:blip r:embed="rId80"/>
                           <a:stretch>
                             <a:fillRect/>
                           </a:stretch>
@@ -5481,7 +5466,7 @@
               <w:drawing>
                 <wp:inline xmlns:a="http://schemas.openxmlformats.org/drawingml/2006/main" xmlns:pic="http://schemas.openxmlformats.org/drawingml/2006/picture">
                   <wp:extent cx="377952" cy="219456"/>
-                  <wp:docPr id="69" name="Picture 69"/>
+                  <wp:docPr id="74" name="Picture 74"/>
                   <wp:cNvGraphicFramePr>
                     <a:graphicFrameLocks noChangeAspect="1"/>
                   </wp:cNvGraphicFramePr>
@@ -5493,7 +5478,7 @@
                           <pic:cNvPicPr/>
                         </pic:nvPicPr>
                         <pic:blipFill>
-                          <a:blip r:embed="rId76"/>
+                          <a:blip r:embed="rId81"/>
                           <a:stretch>
                             <a:fillRect/>
                           </a:stretch>
@@ -5576,7 +5561,7 @@
                 <w:color w:val="1A1A1A"/>
                 <w:sz w:val="22"/>
               </w:rPr>
-              <w:t xml:space="preserve">32.   </w:t>
+              <w:t xml:space="preserve">30.   </w:t>
             </w:r>
             <w:r>
               <w:rPr>
@@ -5591,7 +5576,7 @@
               <w:drawing>
                 <wp:inline xmlns:a="http://schemas.openxmlformats.org/drawingml/2006/main" xmlns:pic="http://schemas.openxmlformats.org/drawingml/2006/picture">
                   <wp:extent cx="554736" cy="146304"/>
-                  <wp:docPr id="70" name="Picture 70"/>
+                  <wp:docPr id="75" name="Picture 75"/>
                   <wp:cNvGraphicFramePr>
                     <a:graphicFrameLocks noChangeAspect="1"/>
                   </wp:cNvGraphicFramePr>
@@ -5603,7 +5588,7 @@
                           <pic:cNvPicPr/>
                         </pic:nvPicPr>
                         <pic:blipFill>
-                          <a:blip r:embed="rId77"/>
+                          <a:blip r:embed="rId82"/>
                           <a:stretch>
                             <a:fillRect/>
                           </a:stretch>
@@ -5659,7 +5644,7 @@
               <w:drawing>
                 <wp:inline xmlns:a="http://schemas.openxmlformats.org/drawingml/2006/main" xmlns:pic="http://schemas.openxmlformats.org/drawingml/2006/picture">
                   <wp:extent cx="240791" cy="118872"/>
-                  <wp:docPr id="71" name="Picture 71"/>
+                  <wp:docPr id="76" name="Picture 76"/>
                   <wp:cNvGraphicFramePr>
                     <a:graphicFrameLocks noChangeAspect="1"/>
                   </wp:cNvGraphicFramePr>
@@ -5671,7 +5656,7 @@
                           <pic:cNvPicPr/>
                         </pic:nvPicPr>
                         <pic:blipFill>
-                          <a:blip r:embed="rId78"/>
+                          <a:blip r:embed="rId83"/>
                           <a:stretch>
                             <a:fillRect/>
                           </a:stretch>
@@ -5718,7 +5703,7 @@
               <w:drawing>
                 <wp:inline xmlns:a="http://schemas.openxmlformats.org/drawingml/2006/main" xmlns:pic="http://schemas.openxmlformats.org/drawingml/2006/picture">
                   <wp:extent cx="225552" cy="115824"/>
-                  <wp:docPr id="72" name="Picture 72"/>
+                  <wp:docPr id="77" name="Picture 77"/>
                   <wp:cNvGraphicFramePr>
                     <a:graphicFrameLocks noChangeAspect="1"/>
                   </wp:cNvGraphicFramePr>
@@ -5730,7 +5715,7 @@
                           <pic:cNvPicPr/>
                         </pic:nvPicPr>
                         <pic:blipFill>
-                          <a:blip r:embed="rId79"/>
+                          <a:blip r:embed="rId84"/>
                           <a:stretch>
                             <a:fillRect/>
                           </a:stretch>
@@ -5777,7 +5762,7 @@
               <w:drawing>
                 <wp:inline xmlns:a="http://schemas.openxmlformats.org/drawingml/2006/main" xmlns:pic="http://schemas.openxmlformats.org/drawingml/2006/picture">
                   <wp:extent cx="161544" cy="112776"/>
-                  <wp:docPr id="73" name="Picture 73"/>
+                  <wp:docPr id="78" name="Picture 78"/>
                   <wp:cNvGraphicFramePr>
                     <a:graphicFrameLocks noChangeAspect="1"/>
                   </wp:cNvGraphicFramePr>
@@ -5789,7 +5774,7 @@
                           <pic:cNvPicPr/>
                         </pic:nvPicPr>
                         <pic:blipFill>
-                          <a:blip r:embed="rId80"/>
+                          <a:blip r:embed="rId85"/>
                           <a:stretch>
                             <a:fillRect/>
                           </a:stretch>
@@ -5836,7 +5821,7 @@
               <w:drawing>
                 <wp:inline xmlns:a="http://schemas.openxmlformats.org/drawingml/2006/main" xmlns:pic="http://schemas.openxmlformats.org/drawingml/2006/picture">
                   <wp:extent cx="225552" cy="118872"/>
-                  <wp:docPr id="74" name="Picture 74"/>
+                  <wp:docPr id="79" name="Picture 79"/>
                   <wp:cNvGraphicFramePr>
                     <a:graphicFrameLocks noChangeAspect="1"/>
                   </wp:cNvGraphicFramePr>
@@ -5848,7 +5833,7 @@
                           <pic:cNvPicPr/>
                         </pic:nvPicPr>
                         <pic:blipFill>
-                          <a:blip r:embed="rId81"/>
+                          <a:blip r:embed="rId86"/>
                           <a:stretch>
                             <a:fillRect/>
                           </a:stretch>
@@ -5970,7 +5955,7 @@
                 <w:color w:val="1A1A1A"/>
                 <w:sz w:val="22"/>
               </w:rPr>
-              <w:t xml:space="preserve">33.   </w:t>
+              <w:t xml:space="preserve">31.   </w:t>
             </w:r>
             <w:r>
               <w:rPr>
@@ -5985,7 +5970,7 @@
               <w:drawing>
                 <wp:inline xmlns:a="http://schemas.openxmlformats.org/drawingml/2006/main" xmlns:pic="http://schemas.openxmlformats.org/drawingml/2006/picture">
                   <wp:extent cx="216408" cy="143256"/>
-                  <wp:docPr id="75" name="Picture 75"/>
+                  <wp:docPr id="80" name="Picture 80"/>
                   <wp:cNvGraphicFramePr>
                     <a:graphicFrameLocks noChangeAspect="1"/>
                   </wp:cNvGraphicFramePr>
@@ -5997,7 +5982,7 @@
                           <pic:cNvPicPr/>
                         </pic:nvPicPr>
                         <pic:blipFill>
-                          <a:blip r:embed="rId82"/>
+                          <a:blip r:embed="rId87"/>
                           <a:stretch>
                             <a:fillRect/>
                           </a:stretch>
@@ -6028,7 +6013,7 @@
               <w:drawing>
                 <wp:inline xmlns:a="http://schemas.openxmlformats.org/drawingml/2006/main" xmlns:pic="http://schemas.openxmlformats.org/drawingml/2006/picture">
                   <wp:extent cx="426720" cy="115824"/>
-                  <wp:docPr id="76" name="Picture 76"/>
+                  <wp:docPr id="81" name="Picture 81"/>
                   <wp:cNvGraphicFramePr>
                     <a:graphicFrameLocks noChangeAspect="1"/>
                   </wp:cNvGraphicFramePr>
@@ -6040,7 +6025,7 @@
                           <pic:cNvPicPr/>
                         </pic:nvPicPr>
                         <pic:blipFill>
-                          <a:blip r:embed="rId83"/>
+                          <a:blip r:embed="rId88"/>
                           <a:stretch>
                             <a:fillRect/>
                           </a:stretch>
@@ -6092,7 +6077,7 @@
               <w:drawing>
                 <wp:inline xmlns:a="http://schemas.openxmlformats.org/drawingml/2006/main" xmlns:pic="http://schemas.openxmlformats.org/drawingml/2006/picture">
                   <wp:extent cx="880872" cy="170688"/>
-                  <wp:docPr id="77" name="Picture 77"/>
+                  <wp:docPr id="82" name="Picture 82"/>
                   <wp:cNvGraphicFramePr>
                     <a:graphicFrameLocks noChangeAspect="1"/>
                   </wp:cNvGraphicFramePr>
@@ -6104,7 +6089,7 @@
                           <pic:cNvPicPr/>
                         </pic:nvPicPr>
                         <pic:blipFill>
-                          <a:blip r:embed="rId84"/>
+                          <a:blip r:embed="rId89"/>
                           <a:stretch>
                             <a:fillRect/>
                           </a:stretch>
@@ -6187,7 +6172,7 @@
                 <w:color w:val="1A1A1A"/>
                 <w:sz w:val="22"/>
               </w:rPr>
-              <w:t xml:space="preserve">34.   </w:t>
+              <w:t xml:space="preserve">32.   </w:t>
             </w:r>
             <w:r>
               <w:rPr>
@@ -6202,7 +6187,7 @@
               <w:drawing>
                 <wp:inline xmlns:a="http://schemas.openxmlformats.org/drawingml/2006/main" xmlns:pic="http://schemas.openxmlformats.org/drawingml/2006/picture">
                   <wp:extent cx="603504" cy="213360"/>
-                  <wp:docPr id="78" name="Picture 78"/>
+                  <wp:docPr id="83" name="Picture 83"/>
                   <wp:cNvGraphicFramePr>
                     <a:graphicFrameLocks noChangeAspect="1"/>
                   </wp:cNvGraphicFramePr>
@@ -6214,7 +6199,7 @@
                           <pic:cNvPicPr/>
                         </pic:nvPicPr>
                         <pic:blipFill>
-                          <a:blip r:embed="rId85"/>
+                          <a:blip r:embed="rId90"/>
                           <a:stretch>
                             <a:fillRect/>
                           </a:stretch>
@@ -6245,7 +6230,7 @@
               <w:drawing>
                 <wp:inline xmlns:a="http://schemas.openxmlformats.org/drawingml/2006/main" xmlns:pic="http://schemas.openxmlformats.org/drawingml/2006/picture">
                   <wp:extent cx="121920" cy="109728"/>
-                  <wp:docPr id="79" name="Picture 79"/>
+                  <wp:docPr id="84" name="Picture 84"/>
                   <wp:cNvGraphicFramePr>
                     <a:graphicFrameLocks noChangeAspect="1"/>
                   </wp:cNvGraphicFramePr>
@@ -6257,7 +6242,7 @@
                           <pic:cNvPicPr/>
                         </pic:nvPicPr>
                         <pic:blipFill>
-                          <a:blip r:embed="rId86"/>
+                          <a:blip r:embed="rId91"/>
                           <a:stretch>
                             <a:fillRect/>
                           </a:stretch>
@@ -6288,7 +6273,7 @@
               <w:drawing>
                 <wp:inline xmlns:a="http://schemas.openxmlformats.org/drawingml/2006/main" xmlns:pic="http://schemas.openxmlformats.org/drawingml/2006/picture">
                   <wp:extent cx="521207" cy="115824"/>
-                  <wp:docPr id="80" name="Picture 80"/>
+                  <wp:docPr id="85" name="Picture 85"/>
                   <wp:cNvGraphicFramePr>
                     <a:graphicFrameLocks noChangeAspect="1"/>
                   </wp:cNvGraphicFramePr>
@@ -6300,7 +6285,7 @@
                           <pic:cNvPicPr/>
                         </pic:nvPicPr>
                         <pic:blipFill>
-                          <a:blip r:embed="rId87"/>
+                          <a:blip r:embed="rId92"/>
                           <a:stretch>
                             <a:fillRect/>
                           </a:stretch>
@@ -6331,7 +6316,7 @@
               <w:drawing>
                 <wp:inline xmlns:a="http://schemas.openxmlformats.org/drawingml/2006/main" xmlns:pic="http://schemas.openxmlformats.org/drawingml/2006/picture">
                   <wp:extent cx="304800" cy="112776"/>
-                  <wp:docPr id="81" name="Picture 81"/>
+                  <wp:docPr id="86" name="Picture 86"/>
                   <wp:cNvGraphicFramePr>
                     <a:graphicFrameLocks noChangeAspect="1"/>
                   </wp:cNvGraphicFramePr>
@@ -6343,7 +6328,7 @@
                           <pic:cNvPicPr/>
                         </pic:nvPicPr>
                         <pic:blipFill>
-                          <a:blip r:embed="rId88"/>
+                          <a:blip r:embed="rId93"/>
                           <a:stretch>
                             <a:fillRect/>
                           </a:stretch>
@@ -6395,7 +6380,7 @@
               <w:drawing>
                 <wp:inline xmlns:a="http://schemas.openxmlformats.org/drawingml/2006/main" xmlns:pic="http://schemas.openxmlformats.org/drawingml/2006/picture">
                   <wp:extent cx="512064" cy="143256"/>
-                  <wp:docPr id="82" name="Picture 82"/>
+                  <wp:docPr id="87" name="Picture 87"/>
                   <wp:cNvGraphicFramePr>
                     <a:graphicFrameLocks noChangeAspect="1"/>
                   </wp:cNvGraphicFramePr>
@@ -6407,7 +6392,7 @@
                           <pic:cNvPicPr/>
                         </pic:nvPicPr>
                         <pic:blipFill>
-                          <a:blip r:embed="rId89"/>
+                          <a:blip r:embed="rId94"/>
                           <a:stretch>
                             <a:fillRect/>
                           </a:stretch>
@@ -6490,7 +6475,7 @@
                 <w:color w:val="1A1A1A"/>
                 <w:sz w:val="22"/>
               </w:rPr>
-              <w:t xml:space="preserve">35.   </w:t>
+              <w:t xml:space="preserve">33.   </w:t>
             </w:r>
             <w:r>
               <w:rPr>
@@ -6526,7 +6511,7 @@
               <w:drawing>
                 <wp:inline xmlns:a="http://schemas.openxmlformats.org/drawingml/2006/main" xmlns:pic="http://schemas.openxmlformats.org/drawingml/2006/picture">
                   <wp:extent cx="990599" cy="143256"/>
-                  <wp:docPr id="83" name="Picture 83"/>
+                  <wp:docPr id="88" name="Picture 88"/>
                   <wp:cNvGraphicFramePr>
                     <a:graphicFrameLocks noChangeAspect="1"/>
                   </wp:cNvGraphicFramePr>
@@ -6538,7 +6523,7 @@
                           <pic:cNvPicPr/>
                         </pic:nvPicPr>
                         <pic:blipFill>
-                          <a:blip r:embed="rId90"/>
+                          <a:blip r:embed="rId95"/>
                           <a:stretch>
                             <a:fillRect/>
                           </a:stretch>
@@ -6569,7 +6554,7 @@
               <w:drawing>
                 <wp:inline xmlns:a="http://schemas.openxmlformats.org/drawingml/2006/main" xmlns:pic="http://schemas.openxmlformats.org/drawingml/2006/picture">
                   <wp:extent cx="1078992" cy="146304"/>
-                  <wp:docPr id="84" name="Picture 84"/>
+                  <wp:docPr id="89" name="Picture 89"/>
                   <wp:cNvGraphicFramePr>
                     <a:graphicFrameLocks noChangeAspect="1"/>
                   </wp:cNvGraphicFramePr>
@@ -6581,7 +6566,7 @@
                           <pic:cNvPicPr/>
                         </pic:nvPicPr>
                         <pic:blipFill>
-                          <a:blip r:embed="rId91"/>
+                          <a:blip r:embed="rId96"/>
                           <a:stretch>
                             <a:fillRect/>
                           </a:stretch>
@@ -6664,7 +6649,7 @@
                 <w:color w:val="1A1A1A"/>
                 <w:sz w:val="22"/>
               </w:rPr>
-              <w:t xml:space="preserve">36.   </w:t>
+              <w:t xml:space="preserve">34.   </w:t>
             </w:r>
             <w:r>
               <w:rPr>
@@ -6757,7 +6742,7 @@
               <w:drawing>
                 <wp:inline xmlns:a="http://schemas.openxmlformats.org/drawingml/2006/main" xmlns:pic="http://schemas.openxmlformats.org/drawingml/2006/picture">
                   <wp:extent cx="932688" cy="170688"/>
-                  <wp:docPr id="85" name="Picture 85"/>
+                  <wp:docPr id="90" name="Picture 90"/>
                   <wp:cNvGraphicFramePr>
                     <a:graphicFrameLocks noChangeAspect="1"/>
                   </wp:cNvGraphicFramePr>
@@ -6769,7 +6754,7 @@
                           <pic:cNvPicPr/>
                         </pic:nvPicPr>
                         <pic:blipFill>
-                          <a:blip r:embed="rId92"/>
+                          <a:blip r:embed="rId97"/>
                           <a:stretch>
                             <a:fillRect/>
                           </a:stretch>
@@ -6851,7 +6836,7 @@
               <w:drawing>
                 <wp:inline xmlns:a="http://schemas.openxmlformats.org/drawingml/2006/main" xmlns:pic="http://schemas.openxmlformats.org/drawingml/2006/picture">
                   <wp:extent cx="1039368" cy="146304"/>
-                  <wp:docPr id="86" name="Picture 86"/>
+                  <wp:docPr id="91" name="Picture 91"/>
                   <wp:cNvGraphicFramePr>
                     <a:graphicFrameLocks noChangeAspect="1"/>
                   </wp:cNvGraphicFramePr>
@@ -6863,7 +6848,7 @@
                           <pic:cNvPicPr/>
                         </pic:nvPicPr>
                         <pic:blipFill>
-                          <a:blip r:embed="rId93"/>
+                          <a:blip r:embed="rId98"/>
                           <a:stretch>
                             <a:fillRect/>
                           </a:stretch>
@@ -6894,7 +6879,7 @@
               <w:drawing>
                 <wp:inline xmlns:a="http://schemas.openxmlformats.org/drawingml/2006/main" xmlns:pic="http://schemas.openxmlformats.org/drawingml/2006/picture">
                   <wp:extent cx="268224" cy="121920"/>
-                  <wp:docPr id="87" name="Picture 87"/>
+                  <wp:docPr id="92" name="Picture 92"/>
                   <wp:cNvGraphicFramePr>
                     <a:graphicFrameLocks noChangeAspect="1"/>
                   </wp:cNvGraphicFramePr>
@@ -6906,7 +6891,7 @@
                           <pic:cNvPicPr/>
                         </pic:nvPicPr>
                         <pic:blipFill>
-                          <a:blip r:embed="rId94"/>
+                          <a:blip r:embed="rId99"/>
                           <a:stretch>
                             <a:fillRect/>
                           </a:stretch>
@@ -6982,7 +6967,7 @@
               <w:drawing>
                 <wp:inline xmlns:a="http://schemas.openxmlformats.org/drawingml/2006/main" xmlns:pic="http://schemas.openxmlformats.org/drawingml/2006/picture">
                   <wp:extent cx="972311" cy="121920"/>
-                  <wp:docPr id="88" name="Picture 88"/>
+                  <wp:docPr id="93" name="Picture 93"/>
                   <wp:cNvGraphicFramePr>
                     <a:graphicFrameLocks noChangeAspect="1"/>
                   </wp:cNvGraphicFramePr>
@@ -6994,7 +6979,7 @@
                           <pic:cNvPicPr/>
                         </pic:nvPicPr>
                         <pic:blipFill>
-                          <a:blip r:embed="rId95"/>
+                          <a:blip r:embed="rId100"/>
                           <a:stretch>
                             <a:fillRect/>
                           </a:stretch>
@@ -7025,7 +7010,7 @@
               <w:drawing>
                 <wp:inline xmlns:a="http://schemas.openxmlformats.org/drawingml/2006/main" xmlns:pic="http://schemas.openxmlformats.org/drawingml/2006/picture">
                   <wp:extent cx="1069848" cy="115824"/>
-                  <wp:docPr id="89" name="Picture 89"/>
+                  <wp:docPr id="94" name="Picture 94"/>
                   <wp:cNvGraphicFramePr>
                     <a:graphicFrameLocks noChangeAspect="1"/>
                   </wp:cNvGraphicFramePr>
@@ -7037,7 +7022,7 @@
                           <pic:cNvPicPr/>
                         </pic:nvPicPr>
                         <pic:blipFill>
-                          <a:blip r:embed="rId96"/>
+                          <a:blip r:embed="rId101"/>
                           <a:stretch>
                             <a:fillRect/>
                           </a:stretch>
@@ -7120,7 +7105,7 @@
                 <w:color w:val="1A1A1A"/>
                 <w:sz w:val="22"/>
               </w:rPr>
-              <w:t xml:space="preserve">37.   </w:t>
+              <w:t xml:space="preserve">35.   </w:t>
             </w:r>
             <w:r>
               <w:rPr>
@@ -7160,7 +7145,7 @@
               <w:drawing>
                 <wp:inline xmlns:a="http://schemas.openxmlformats.org/drawingml/2006/main" xmlns:pic="http://schemas.openxmlformats.org/drawingml/2006/picture">
                   <wp:extent cx="1011936" cy="170688"/>
-                  <wp:docPr id="90" name="Picture 90"/>
+                  <wp:docPr id="95" name="Picture 95"/>
                   <wp:cNvGraphicFramePr>
                     <a:graphicFrameLocks noChangeAspect="1"/>
                   </wp:cNvGraphicFramePr>
@@ -7172,7 +7157,7 @@
                           <pic:cNvPicPr/>
                         </pic:nvPicPr>
                         <pic:blipFill>
-                          <a:blip r:embed="rId97"/>
+                          <a:blip r:embed="rId102"/>
                           <a:stretch>
                             <a:fillRect/>
                           </a:stretch>
@@ -7219,7 +7204,7 @@
               <w:drawing>
                 <wp:inline xmlns:a="http://schemas.openxmlformats.org/drawingml/2006/main" xmlns:pic="http://schemas.openxmlformats.org/drawingml/2006/picture">
                   <wp:extent cx="947928" cy="146304"/>
-                  <wp:docPr id="91" name="Picture 91"/>
+                  <wp:docPr id="96" name="Picture 96"/>
                   <wp:cNvGraphicFramePr>
                     <a:graphicFrameLocks noChangeAspect="1"/>
                   </wp:cNvGraphicFramePr>
@@ -7231,7 +7216,7 @@
                           <pic:cNvPicPr/>
                         </pic:nvPicPr>
                         <pic:blipFill>
-                          <a:blip r:embed="rId98"/>
+                          <a:blip r:embed="rId103"/>
                           <a:stretch>
                             <a:fillRect/>
                           </a:stretch>
@@ -7278,7 +7263,7 @@
               <w:drawing>
                 <wp:inline xmlns:a="http://schemas.openxmlformats.org/drawingml/2006/main" xmlns:pic="http://schemas.openxmlformats.org/drawingml/2006/picture">
                   <wp:extent cx="1066800" cy="146304"/>
-                  <wp:docPr id="92" name="Picture 92"/>
+                  <wp:docPr id="97" name="Picture 97"/>
                   <wp:cNvGraphicFramePr>
                     <a:graphicFrameLocks noChangeAspect="1"/>
                   </wp:cNvGraphicFramePr>
@@ -7290,7 +7275,7 @@
                           <pic:cNvPicPr/>
                         </pic:nvPicPr>
                         <pic:blipFill>
-                          <a:blip r:embed="rId99"/>
+                          <a:blip r:embed="rId104"/>
                           <a:stretch>
                             <a:fillRect/>
                           </a:stretch>
@@ -7337,7 +7322,7 @@
               <w:drawing>
                 <wp:inline xmlns:a="http://schemas.openxmlformats.org/drawingml/2006/main" xmlns:pic="http://schemas.openxmlformats.org/drawingml/2006/picture">
                   <wp:extent cx="1014984" cy="170688"/>
-                  <wp:docPr id="93" name="Picture 93"/>
+                  <wp:docPr id="98" name="Picture 98"/>
                   <wp:cNvGraphicFramePr>
                     <a:graphicFrameLocks noChangeAspect="1"/>
                   </wp:cNvGraphicFramePr>
@@ -7349,7 +7334,7 @@
                           <pic:cNvPicPr/>
                         </pic:nvPicPr>
                         <pic:blipFill>
-                          <a:blip r:embed="rId100"/>
+                          <a:blip r:embed="rId105"/>
                           <a:stretch>
                             <a:fillRect/>
                           </a:stretch>

--- a/a7/packages/A7 Unit 4 - Solving Problems with Rational Numbers/Review/A7 Unit 4 Solving Problems with Rational Numbers - Review - Key.docx
+++ b/a7/packages/A7 Unit 4 - Solving Problems with Rational Numbers/Review/A7 Unit 4 Solving Problems with Rational Numbers - Review - Key.docx
@@ -226,7 +226,7 @@
           <w:color w:val="1A1A1A"/>
           <w:sz w:val="24"/>
         </w:rPr>
-        <w:t>PART A.   Adding and Subtracting in Scientific Notation</w:t>
+        <w:t>Adding and Subtracting in Scientific Notation</w:t>
       </w:r>
       <w:r>
         <w:tab/>
@@ -238,7 +238,7 @@
           <w:color w:val="6B6B6B"/>
           <w:sz w:val="19"/>
         </w:rPr>
-        <w:t>Lesson 1   ·   MA.8.NSO.1.5   ·   6 questions</w:t>
+        <w:t>Lesson 4.01   ·   MA.8.NSO.1.5   ·   6 questions</w:t>
       </w:r>
     </w:p>
     <w:tbl>
@@ -1341,7 +1341,7 @@
           <w:color w:val="1A1A1A"/>
           <w:sz w:val="24"/>
         </w:rPr>
-        <w:t>PART B.   Multiplying and Dividing in Scientific Notation</w:t>
+        <w:t>Multiplying and Dividing in Scientific Notation</w:t>
       </w:r>
       <w:r>
         <w:tab/>
@@ -1353,7 +1353,7 @@
           <w:color w:val="6B6B6B"/>
           <w:sz w:val="19"/>
         </w:rPr>
-        <w:t>Lessons 2–3   ·   MA.8.NSO.1.5   ·   6 questions</w:t>
+        <w:t>Lessons 4.02–4.03   ·   MA.8.NSO.1.5   ·   6 questions</w:t>
       </w:r>
     </w:p>
     <w:tbl>
@@ -2505,7 +2505,7 @@
           <w:color w:val="1A1A1A"/>
           <w:sz w:val="24"/>
         </w:rPr>
-        <w:t>PART C.   Real-World Problems in Scientific Notation</w:t>
+        <w:t>Real-World Problems in Scientific Notation</w:t>
       </w:r>
       <w:r>
         <w:tab/>
@@ -2517,7 +2517,7 @@
           <w:color w:val="6B6B6B"/>
           <w:sz w:val="19"/>
         </w:rPr>
-        <w:t>Lesson 4   ·   MA.8.NSO.1.6   ·   4 questions</w:t>
+        <w:t>Lesson 4.04   ·   MA.8.NSO.1.6   ·   4 questions</w:t>
       </w:r>
     </w:p>
     <w:tbl>
@@ -3628,7 +3628,7 @@
           <w:color w:val="1A1A1A"/>
           <w:sz w:val="24"/>
         </w:rPr>
-        <w:t>PART D.   Evaluating Expressions with Radicals</w:t>
+        <w:t>Evaluating Expressions with Radicals</w:t>
       </w:r>
       <w:r>
         <w:tab/>
@@ -3640,7 +3640,7 @@
           <w:color w:val="6B6B6B"/>
           <w:sz w:val="19"/>
         </w:rPr>
-        <w:t>Lesson 5   ·   MA.8.NSO.1.7   ·   7 questions</w:t>
+        <w:t>Lesson 4.05   ·   MA.8.NSO.1.7   ·   7 questions</w:t>
       </w:r>
     </w:p>
     <w:tbl>
@@ -4704,7 +4704,7 @@
           <w:color w:val="1A1A1A"/>
           <w:sz w:val="24"/>
         </w:rPr>
-        <w:t>PART E.   The Order of Operations</w:t>
+        <w:t>The Order of Operations</w:t>
       </w:r>
       <w:r>
         <w:tab/>
@@ -4716,7 +4716,7 @@
           <w:color w:val="6B6B6B"/>
           <w:sz w:val="19"/>
         </w:rPr>
-        <w:t>Lesson 6   ·   MA.8.NSO.1.7   ·   7 questions</w:t>
+        <w:t>Lesson 4.06   ·   MA.8.NSO.1.7   ·   7 questions</w:t>
       </w:r>
     </w:p>
     <w:tbl>
@@ -5898,7 +5898,7 @@
           <w:color w:val="1A1A1A"/>
           <w:sz w:val="24"/>
         </w:rPr>
-        <w:t>PART F.   Real-World Problems and the Order of Operations</w:t>
+        <w:t>Real-World Problems and the Order of Operations</w:t>
       </w:r>
       <w:r>
         <w:tab/>
@@ -5910,7 +5910,7 @@
           <w:color w:val="6B6B6B"/>
           <w:sz w:val="19"/>
         </w:rPr>
-        <w:t>Lessons 7–8   ·   MA.8.NSO.1.7   ·   5 questions</w:t>
+        <w:t>Lessons 4.07–4.08   ·   MA.8.NSO.1.7   ·   5 questions</w:t>
       </w:r>
     </w:p>
     <w:tbl>
